--- a/THESIS/DRAFT.docx
+++ b/THESIS/DRAFT.docx
@@ -4,6 +4,15 @@
   <w:body>
     <w:sdt>
       <w:sdtPr>
+        <w:rPr>
+          <w:rFonts w:asciiTheme="minorHAnsi" w:eastAsiaTheme="minorHAnsi" w:hAnsiTheme="minorHAnsi" w:cstheme="minorBidi"/>
+          <w:color w:val="auto"/>
+          <w:kern w:val="2"/>
+          <w:sz w:val="22"/>
+          <w:szCs w:val="22"/>
+          <w:lang w:val="en-GB"/>
+          <w14:ligatures w14:val="standardContextual"/>
+        </w:rPr>
         <w:id w:val="-827972215"/>
         <w:docPartObj>
           <w:docPartGallery w:val="Table of Contents"/>
@@ -12,16 +21,9 @@
       </w:sdtPr>
       <w:sdtEndPr>
         <w:rPr>
-          <w:rFonts w:asciiTheme="minorHAnsi" w:eastAsiaTheme="minorHAnsi" w:hAnsiTheme="minorHAnsi" w:cstheme="minorBidi"/>
           <w:b/>
           <w:bCs/>
           <w:noProof/>
-          <w:color w:val="auto"/>
-          <w:kern w:val="2"/>
-          <w:sz w:val="22"/>
-          <w:szCs w:val="22"/>
-          <w:lang w:val="en-GB"/>
-          <w14:ligatures w14:val="standardContextual"/>
         </w:rPr>
       </w:sdtEndPr>
       <w:sdtContent>
@@ -56,7 +58,7 @@
           <w:r>
             <w:fldChar w:fldCharType="separate"/>
           </w:r>
-          <w:hyperlink w:anchor="_Toc227868924" w:history="1">
+          <w:hyperlink w:anchor="_Toc227917117" w:history="1">
             <w:r>
               <w:rPr>
                 <w:rStyle w:val="Hyperlink"/>
@@ -83,7 +85,7 @@
                 <w:noProof/>
                 <w:webHidden/>
               </w:rPr>
-              <w:instrText xml:space="preserve"> PAGEREF _Toc227868924 \h </w:instrText>
+              <w:instrText xml:space="preserve"> PAGEREF _Toc227917117 \h </w:instrText>
             </w:r>
             <w:r>
               <w:rPr>
@@ -128,7 +130,7 @@
               <w:lang w:eastAsia="en-GB"/>
             </w:rPr>
           </w:pPr>
-          <w:hyperlink w:anchor="_Toc227868925" w:history="1">
+          <w:hyperlink w:anchor="_Toc227917118" w:history="1">
             <w:r>
               <w:rPr>
                 <w:rStyle w:val="Hyperlink"/>
@@ -155,7 +157,7 @@
                 <w:noProof/>
                 <w:webHidden/>
               </w:rPr>
-              <w:instrText xml:space="preserve"> PAGEREF _Toc227868925 \h </w:instrText>
+              <w:instrText xml:space="preserve"> PAGEREF _Toc227917118 \h </w:instrText>
             </w:r>
             <w:r>
               <w:rPr>
@@ -200,7 +202,7 @@
               <w:lang w:eastAsia="en-GB"/>
             </w:rPr>
           </w:pPr>
-          <w:hyperlink w:anchor="_Toc227868926" w:history="1">
+          <w:hyperlink w:anchor="_Toc227917119" w:history="1">
             <w:r>
               <w:rPr>
                 <w:rStyle w:val="Hyperlink"/>
@@ -227,7 +229,7 @@
                 <w:noProof/>
                 <w:webHidden/>
               </w:rPr>
-              <w:instrText xml:space="preserve"> PAGEREF _Toc227868926 \h </w:instrText>
+              <w:instrText xml:space="preserve"> PAGEREF _Toc227917119 \h </w:instrText>
             </w:r>
             <w:r>
               <w:rPr>
@@ -272,7 +274,7 @@
               <w:lang w:eastAsia="en-GB"/>
             </w:rPr>
           </w:pPr>
-          <w:hyperlink w:anchor="_Toc227868927" w:history="1">
+          <w:hyperlink w:anchor="_Toc227917120" w:history="1">
             <w:r>
               <w:rPr>
                 <w:rStyle w:val="Hyperlink"/>
@@ -299,7 +301,7 @@
                 <w:noProof/>
                 <w:webHidden/>
               </w:rPr>
-              <w:instrText xml:space="preserve"> PAGEREF _Toc227868927 \h </w:instrText>
+              <w:instrText xml:space="preserve"> PAGEREF _Toc227917120 \h </w:instrText>
             </w:r>
             <w:r>
               <w:rPr>
@@ -344,7 +346,7 @@
               <w:lang w:eastAsia="en-GB"/>
             </w:rPr>
           </w:pPr>
-          <w:hyperlink w:anchor="_Toc227868928" w:history="1">
+          <w:hyperlink w:anchor="_Toc227917121" w:history="1">
             <w:r>
               <w:rPr>
                 <w:rStyle w:val="Hyperlink"/>
@@ -371,7 +373,7 @@
                 <w:noProof/>
                 <w:webHidden/>
               </w:rPr>
-              <w:instrText xml:space="preserve"> PAGEREF _Toc227868928 \h </w:instrText>
+              <w:instrText xml:space="preserve"> PAGEREF _Toc227917121 \h </w:instrText>
             </w:r>
             <w:r>
               <w:rPr>
@@ -416,7 +418,7 @@
               <w:lang w:eastAsia="en-GB"/>
             </w:rPr>
           </w:pPr>
-          <w:hyperlink w:anchor="_Toc227868929" w:history="1">
+          <w:hyperlink w:anchor="_Toc227917122" w:history="1">
             <w:r>
               <w:rPr>
                 <w:rStyle w:val="Hyperlink"/>
@@ -443,7 +445,7 @@
                 <w:noProof/>
                 <w:webHidden/>
               </w:rPr>
-              <w:instrText xml:space="preserve"> PAGEREF _Toc227868929 \h </w:instrText>
+              <w:instrText xml:space="preserve"> PAGEREF _Toc227917122 \h </w:instrText>
             </w:r>
             <w:r>
               <w:rPr>
@@ -488,7 +490,7 @@
               <w:lang w:eastAsia="en-GB"/>
             </w:rPr>
           </w:pPr>
-          <w:hyperlink w:anchor="_Toc227868930" w:history="1">
+          <w:hyperlink w:anchor="_Toc227917123" w:history="1">
             <w:r>
               <w:rPr>
                 <w:rStyle w:val="Hyperlink"/>
@@ -515,7 +517,7 @@
                 <w:noProof/>
                 <w:webHidden/>
               </w:rPr>
-              <w:instrText xml:space="preserve"> PAGEREF _Toc227868930 \h </w:instrText>
+              <w:instrText xml:space="preserve"> PAGEREF _Toc227917123 \h </w:instrText>
             </w:r>
             <w:r>
               <w:rPr>
@@ -560,7 +562,7 @@
               <w:lang w:eastAsia="en-GB"/>
             </w:rPr>
           </w:pPr>
-          <w:hyperlink w:anchor="_Toc227868931" w:history="1">
+          <w:hyperlink w:anchor="_Toc227917124" w:history="1">
             <w:r>
               <w:rPr>
                 <w:rStyle w:val="Hyperlink"/>
@@ -587,7 +589,7 @@
                 <w:noProof/>
                 <w:webHidden/>
               </w:rPr>
-              <w:instrText xml:space="preserve"> PAGEREF _Toc227868931 \h </w:instrText>
+              <w:instrText xml:space="preserve"> PAGEREF _Toc227917124 \h </w:instrText>
             </w:r>
             <w:r>
               <w:rPr>
@@ -632,7 +634,7 @@
               <w:lang w:eastAsia="en-GB"/>
             </w:rPr>
           </w:pPr>
-          <w:hyperlink w:anchor="_Toc227868932" w:history="1">
+          <w:hyperlink w:anchor="_Toc227917125" w:history="1">
             <w:r>
               <w:rPr>
                 <w:rStyle w:val="Hyperlink"/>
@@ -659,7 +661,7 @@
                 <w:noProof/>
                 <w:webHidden/>
               </w:rPr>
-              <w:instrText xml:space="preserve"> PAGEREF _Toc227868932 \h </w:instrText>
+              <w:instrText xml:space="preserve"> PAGEREF _Toc227917125 \h </w:instrText>
             </w:r>
             <w:r>
               <w:rPr>
@@ -679,7 +681,7 @@
                 <w:noProof/>
                 <w:webHidden/>
               </w:rPr>
-              <w:t>4</w:t>
+              <w:t>5</w:t>
             </w:r>
             <w:r>
               <w:rPr>
@@ -704,7 +706,7 @@
               <w:lang w:eastAsia="en-GB"/>
             </w:rPr>
           </w:pPr>
-          <w:hyperlink w:anchor="_Toc227868933" w:history="1">
+          <w:hyperlink w:anchor="_Toc227917126" w:history="1">
             <w:r>
               <w:rPr>
                 <w:rStyle w:val="Hyperlink"/>
@@ -731,7 +733,7 @@
                 <w:noProof/>
                 <w:webHidden/>
               </w:rPr>
-              <w:instrText xml:space="preserve"> PAGEREF _Toc227868933 \h </w:instrText>
+              <w:instrText xml:space="preserve"> PAGEREF _Toc227917126 \h </w:instrText>
             </w:r>
             <w:r>
               <w:rPr>
@@ -751,7 +753,7 @@
                 <w:noProof/>
                 <w:webHidden/>
               </w:rPr>
-              <w:t>4</w:t>
+              <w:t>5</w:t>
             </w:r>
             <w:r>
               <w:rPr>
@@ -776,7 +778,7 @@
               <w:lang w:eastAsia="en-GB"/>
             </w:rPr>
           </w:pPr>
-          <w:hyperlink w:anchor="_Toc227868934" w:history="1">
+          <w:hyperlink w:anchor="_Toc227917127" w:history="1">
             <w:r>
               <w:rPr>
                 <w:rStyle w:val="Hyperlink"/>
@@ -803,7 +805,7 @@
                 <w:noProof/>
                 <w:webHidden/>
               </w:rPr>
-              <w:instrText xml:space="preserve"> PAGEREF _Toc227868934 \h </w:instrText>
+              <w:instrText xml:space="preserve"> PAGEREF _Toc227917127 \h </w:instrText>
             </w:r>
             <w:r>
               <w:rPr>
@@ -823,7 +825,7 @@
                 <w:noProof/>
                 <w:webHidden/>
               </w:rPr>
-              <w:t>4</w:t>
+              <w:t>5</w:t>
             </w:r>
             <w:r>
               <w:rPr>
@@ -848,7 +850,7 @@
               <w:lang w:eastAsia="en-GB"/>
             </w:rPr>
           </w:pPr>
-          <w:hyperlink w:anchor="_Toc227868935" w:history="1">
+          <w:hyperlink w:anchor="_Toc227917128" w:history="1">
             <w:r>
               <w:rPr>
                 <w:rStyle w:val="Hyperlink"/>
@@ -875,7 +877,7 @@
                 <w:noProof/>
                 <w:webHidden/>
               </w:rPr>
-              <w:instrText xml:space="preserve"> PAGEREF _Toc227868935 \h </w:instrText>
+              <w:instrText xml:space="preserve"> PAGEREF _Toc227917128 \h </w:instrText>
             </w:r>
             <w:r>
               <w:rPr>
@@ -895,7 +897,7 @@
                 <w:noProof/>
                 <w:webHidden/>
               </w:rPr>
-              <w:t>4</w:t>
+              <w:t>5</w:t>
             </w:r>
             <w:r>
               <w:rPr>
@@ -920,7 +922,7 @@
               <w:lang w:eastAsia="en-GB"/>
             </w:rPr>
           </w:pPr>
-          <w:hyperlink w:anchor="_Toc227868936" w:history="1">
+          <w:hyperlink w:anchor="_Toc227917129" w:history="1">
             <w:r>
               <w:rPr>
                 <w:rStyle w:val="Hyperlink"/>
@@ -947,7 +949,7 @@
                 <w:noProof/>
                 <w:webHidden/>
               </w:rPr>
-              <w:instrText xml:space="preserve"> PAGEREF _Toc227868936 \h </w:instrText>
+              <w:instrText xml:space="preserve"> PAGEREF _Toc227917129 \h </w:instrText>
             </w:r>
             <w:r>
               <w:rPr>
@@ -967,7 +969,7 @@
                 <w:noProof/>
                 <w:webHidden/>
               </w:rPr>
-              <w:t>4</w:t>
+              <w:t>5</w:t>
             </w:r>
             <w:r>
               <w:rPr>
@@ -992,7 +994,7 @@
               <w:lang w:eastAsia="en-GB"/>
             </w:rPr>
           </w:pPr>
-          <w:hyperlink w:anchor="_Toc227868937" w:history="1">
+          <w:hyperlink w:anchor="_Toc227917130" w:history="1">
             <w:r>
               <w:rPr>
                 <w:rStyle w:val="Hyperlink"/>
@@ -1019,7 +1021,7 @@
                 <w:noProof/>
                 <w:webHidden/>
               </w:rPr>
-              <w:instrText xml:space="preserve"> PAGEREF _Toc227868937 \h </w:instrText>
+              <w:instrText xml:space="preserve"> PAGEREF _Toc227917130 \h </w:instrText>
             </w:r>
             <w:r>
               <w:rPr>
@@ -1039,7 +1041,7 @@
                 <w:noProof/>
                 <w:webHidden/>
               </w:rPr>
-              <w:t>4</w:t>
+              <w:t>5</w:t>
             </w:r>
             <w:r>
               <w:rPr>
@@ -1064,7 +1066,7 @@
               <w:lang w:eastAsia="en-GB"/>
             </w:rPr>
           </w:pPr>
-          <w:hyperlink w:anchor="_Toc227868938" w:history="1">
+          <w:hyperlink w:anchor="_Toc227917131" w:history="1">
             <w:r>
               <w:rPr>
                 <w:rStyle w:val="Hyperlink"/>
@@ -1091,7 +1093,7 @@
                 <w:noProof/>
                 <w:webHidden/>
               </w:rPr>
-              <w:instrText xml:space="preserve"> PAGEREF _Toc227868938 \h </w:instrText>
+              <w:instrText xml:space="preserve"> PAGEREF _Toc227917131 \h </w:instrText>
             </w:r>
             <w:r>
               <w:rPr>
@@ -1111,7 +1113,223 @@
                 <w:noProof/>
                 <w:webHidden/>
               </w:rPr>
-              <w:t>5</w:t>
+              <w:t>6</w:t>
+            </w:r>
+            <w:r>
+              <w:rPr>
+                <w:noProof/>
+                <w:webHidden/>
+              </w:rPr>
+              <w:fldChar w:fldCharType="end"/>
+            </w:r>
+          </w:hyperlink>
+        </w:p>
+        <w:p>
+          <w:pPr>
+            <w:pStyle w:val="TOC2"/>
+            <w:tabs>
+              <w:tab w:val="right" w:leader="dot" w:pos="9016"/>
+            </w:tabs>
+            <w:rPr>
+              <w:rFonts w:eastAsiaTheme="minorEastAsia"/>
+              <w:noProof/>
+              <w:sz w:val="24"/>
+              <w:szCs w:val="24"/>
+              <w:lang w:eastAsia="en-GB"/>
+            </w:rPr>
+          </w:pPr>
+          <w:hyperlink w:anchor="_Toc227917132" w:history="1">
+            <w:r>
+              <w:rPr>
+                <w:rStyle w:val="Hyperlink"/>
+                <w:noProof/>
+              </w:rPr>
+              <w:t>Validation</w:t>
+            </w:r>
+            <w:r>
+              <w:rPr>
+                <w:noProof/>
+                <w:webHidden/>
+              </w:rPr>
+              <w:tab/>
+            </w:r>
+            <w:r>
+              <w:rPr>
+                <w:noProof/>
+                <w:webHidden/>
+              </w:rPr>
+              <w:fldChar w:fldCharType="begin"/>
+            </w:r>
+            <w:r>
+              <w:rPr>
+                <w:noProof/>
+                <w:webHidden/>
+              </w:rPr>
+              <w:instrText xml:space="preserve"> PAGEREF _Toc227917132 \h </w:instrText>
+            </w:r>
+            <w:r>
+              <w:rPr>
+                <w:noProof/>
+                <w:webHidden/>
+              </w:rPr>
+            </w:r>
+            <w:r>
+              <w:rPr>
+                <w:noProof/>
+                <w:webHidden/>
+              </w:rPr>
+              <w:fldChar w:fldCharType="separate"/>
+            </w:r>
+            <w:r>
+              <w:rPr>
+                <w:noProof/>
+                <w:webHidden/>
+              </w:rPr>
+              <w:t>6</w:t>
+            </w:r>
+            <w:r>
+              <w:rPr>
+                <w:noProof/>
+                <w:webHidden/>
+              </w:rPr>
+              <w:fldChar w:fldCharType="end"/>
+            </w:r>
+          </w:hyperlink>
+        </w:p>
+        <w:p>
+          <w:pPr>
+            <w:pStyle w:val="TOC2"/>
+            <w:tabs>
+              <w:tab w:val="right" w:leader="dot" w:pos="9016"/>
+            </w:tabs>
+            <w:rPr>
+              <w:rFonts w:eastAsiaTheme="minorEastAsia"/>
+              <w:noProof/>
+              <w:sz w:val="24"/>
+              <w:szCs w:val="24"/>
+              <w:lang w:eastAsia="en-GB"/>
+            </w:rPr>
+          </w:pPr>
+          <w:hyperlink w:anchor="_Toc227917133" w:history="1">
+            <w:r>
+              <w:rPr>
+                <w:rStyle w:val="Hyperlink"/>
+                <w:noProof/>
+              </w:rPr>
+              <w:t>Optimisation Control</w:t>
+            </w:r>
+            <w:r>
+              <w:rPr>
+                <w:noProof/>
+                <w:webHidden/>
+              </w:rPr>
+              <w:tab/>
+            </w:r>
+            <w:r>
+              <w:rPr>
+                <w:noProof/>
+                <w:webHidden/>
+              </w:rPr>
+              <w:fldChar w:fldCharType="begin"/>
+            </w:r>
+            <w:r>
+              <w:rPr>
+                <w:noProof/>
+                <w:webHidden/>
+              </w:rPr>
+              <w:instrText xml:space="preserve"> PAGEREF _Toc227917133 \h </w:instrText>
+            </w:r>
+            <w:r>
+              <w:rPr>
+                <w:noProof/>
+                <w:webHidden/>
+              </w:rPr>
+            </w:r>
+            <w:r>
+              <w:rPr>
+                <w:noProof/>
+                <w:webHidden/>
+              </w:rPr>
+              <w:fldChar w:fldCharType="separate"/>
+            </w:r>
+            <w:r>
+              <w:rPr>
+                <w:noProof/>
+                <w:webHidden/>
+              </w:rPr>
+              <w:t>6</w:t>
+            </w:r>
+            <w:r>
+              <w:rPr>
+                <w:noProof/>
+                <w:webHidden/>
+              </w:rPr>
+              <w:fldChar w:fldCharType="end"/>
+            </w:r>
+          </w:hyperlink>
+        </w:p>
+        <w:p>
+          <w:pPr>
+            <w:pStyle w:val="TOC2"/>
+            <w:tabs>
+              <w:tab w:val="right" w:leader="dot" w:pos="9016"/>
+            </w:tabs>
+            <w:rPr>
+              <w:rFonts w:eastAsiaTheme="minorEastAsia"/>
+              <w:noProof/>
+              <w:sz w:val="24"/>
+              <w:szCs w:val="24"/>
+              <w:lang w:eastAsia="en-GB"/>
+            </w:rPr>
+          </w:pPr>
+          <w:hyperlink w:anchor="_Toc227917134" w:history="1">
+            <w:r>
+              <w:rPr>
+                <w:rStyle w:val="Hyperlink"/>
+                <w:noProof/>
+              </w:rPr>
+              <w:t>Optimisation Serotonin</w:t>
+            </w:r>
+            <w:r>
+              <w:rPr>
+                <w:noProof/>
+                <w:webHidden/>
+              </w:rPr>
+              <w:tab/>
+            </w:r>
+            <w:r>
+              <w:rPr>
+                <w:noProof/>
+                <w:webHidden/>
+              </w:rPr>
+              <w:fldChar w:fldCharType="begin"/>
+            </w:r>
+            <w:r>
+              <w:rPr>
+                <w:noProof/>
+                <w:webHidden/>
+              </w:rPr>
+              <w:instrText xml:space="preserve"> PAGEREF _Toc227917134 \h </w:instrText>
+            </w:r>
+            <w:r>
+              <w:rPr>
+                <w:noProof/>
+                <w:webHidden/>
+              </w:rPr>
+            </w:r>
+            <w:r>
+              <w:rPr>
+                <w:noProof/>
+                <w:webHidden/>
+              </w:rPr>
+              <w:fldChar w:fldCharType="separate"/>
+            </w:r>
+            <w:r>
+              <w:rPr>
+                <w:noProof/>
+                <w:webHidden/>
+              </w:rPr>
+              <w:t>6</w:t>
             </w:r>
             <w:r>
               <w:rPr>
@@ -1136,7 +1354,7 @@
               <w:lang w:eastAsia="en-GB"/>
             </w:rPr>
           </w:pPr>
-          <w:hyperlink w:anchor="_Toc227868939" w:history="1">
+          <w:hyperlink w:anchor="_Toc227917135" w:history="1">
             <w:r>
               <w:rPr>
                 <w:rStyle w:val="Hyperlink"/>
@@ -1163,7 +1381,7 @@
                 <w:noProof/>
                 <w:webHidden/>
               </w:rPr>
-              <w:instrText xml:space="preserve"> PAGEREF _Toc227868939 \h </w:instrText>
+              <w:instrText xml:space="preserve"> PAGEREF _Toc227917135 \h </w:instrText>
             </w:r>
             <w:r>
               <w:rPr>
@@ -1183,7 +1401,295 @@
                 <w:noProof/>
                 <w:webHidden/>
               </w:rPr>
-              <w:t>6</w:t>
+              <w:t>7</w:t>
+            </w:r>
+            <w:r>
+              <w:rPr>
+                <w:noProof/>
+                <w:webHidden/>
+              </w:rPr>
+              <w:fldChar w:fldCharType="end"/>
+            </w:r>
+          </w:hyperlink>
+        </w:p>
+        <w:p>
+          <w:pPr>
+            <w:pStyle w:val="TOC2"/>
+            <w:tabs>
+              <w:tab w:val="right" w:leader="dot" w:pos="9016"/>
+            </w:tabs>
+            <w:rPr>
+              <w:rFonts w:eastAsiaTheme="minorEastAsia"/>
+              <w:noProof/>
+              <w:sz w:val="24"/>
+              <w:szCs w:val="24"/>
+              <w:lang w:eastAsia="en-GB"/>
+            </w:rPr>
+          </w:pPr>
+          <w:hyperlink w:anchor="_Toc227917136" w:history="1">
+            <w:r>
+              <w:rPr>
+                <w:rStyle w:val="Hyperlink"/>
+                <w:noProof/>
+              </w:rPr>
+              <w:t>Summary of results</w:t>
+            </w:r>
+            <w:r>
+              <w:rPr>
+                <w:noProof/>
+                <w:webHidden/>
+              </w:rPr>
+              <w:tab/>
+            </w:r>
+            <w:r>
+              <w:rPr>
+                <w:noProof/>
+                <w:webHidden/>
+              </w:rPr>
+              <w:fldChar w:fldCharType="begin"/>
+            </w:r>
+            <w:r>
+              <w:rPr>
+                <w:noProof/>
+                <w:webHidden/>
+              </w:rPr>
+              <w:instrText xml:space="preserve"> PAGEREF _Toc227917136 \h </w:instrText>
+            </w:r>
+            <w:r>
+              <w:rPr>
+                <w:noProof/>
+                <w:webHidden/>
+              </w:rPr>
+            </w:r>
+            <w:r>
+              <w:rPr>
+                <w:noProof/>
+                <w:webHidden/>
+              </w:rPr>
+              <w:fldChar w:fldCharType="separate"/>
+            </w:r>
+            <w:r>
+              <w:rPr>
+                <w:noProof/>
+                <w:webHidden/>
+              </w:rPr>
+              <w:t>7</w:t>
+            </w:r>
+            <w:r>
+              <w:rPr>
+                <w:noProof/>
+                <w:webHidden/>
+              </w:rPr>
+              <w:fldChar w:fldCharType="end"/>
+            </w:r>
+          </w:hyperlink>
+        </w:p>
+        <w:p>
+          <w:pPr>
+            <w:pStyle w:val="TOC2"/>
+            <w:tabs>
+              <w:tab w:val="right" w:leader="dot" w:pos="9016"/>
+            </w:tabs>
+            <w:rPr>
+              <w:rFonts w:eastAsiaTheme="minorEastAsia"/>
+              <w:noProof/>
+              <w:sz w:val="24"/>
+              <w:szCs w:val="24"/>
+              <w:lang w:eastAsia="en-GB"/>
+            </w:rPr>
+          </w:pPr>
+          <w:hyperlink w:anchor="_Toc227917137" w:history="1">
+            <w:r>
+              <w:rPr>
+                <w:rStyle w:val="Hyperlink"/>
+                <w:noProof/>
+              </w:rPr>
+              <w:t>What’s interesting?</w:t>
+            </w:r>
+            <w:r>
+              <w:rPr>
+                <w:noProof/>
+                <w:webHidden/>
+              </w:rPr>
+              <w:tab/>
+            </w:r>
+            <w:r>
+              <w:rPr>
+                <w:noProof/>
+                <w:webHidden/>
+              </w:rPr>
+              <w:fldChar w:fldCharType="begin"/>
+            </w:r>
+            <w:r>
+              <w:rPr>
+                <w:noProof/>
+                <w:webHidden/>
+              </w:rPr>
+              <w:instrText xml:space="preserve"> PAGEREF _Toc227917137 \h </w:instrText>
+            </w:r>
+            <w:r>
+              <w:rPr>
+                <w:noProof/>
+                <w:webHidden/>
+              </w:rPr>
+            </w:r>
+            <w:r>
+              <w:rPr>
+                <w:noProof/>
+                <w:webHidden/>
+              </w:rPr>
+              <w:fldChar w:fldCharType="separate"/>
+            </w:r>
+            <w:r>
+              <w:rPr>
+                <w:noProof/>
+                <w:webHidden/>
+              </w:rPr>
+              <w:t>7</w:t>
+            </w:r>
+            <w:r>
+              <w:rPr>
+                <w:noProof/>
+                <w:webHidden/>
+              </w:rPr>
+              <w:fldChar w:fldCharType="end"/>
+            </w:r>
+          </w:hyperlink>
+        </w:p>
+        <w:p>
+          <w:pPr>
+            <w:pStyle w:val="TOC2"/>
+            <w:tabs>
+              <w:tab w:val="right" w:leader="dot" w:pos="9016"/>
+            </w:tabs>
+            <w:rPr>
+              <w:rFonts w:eastAsiaTheme="minorEastAsia"/>
+              <w:noProof/>
+              <w:sz w:val="24"/>
+              <w:szCs w:val="24"/>
+              <w:lang w:eastAsia="en-GB"/>
+            </w:rPr>
+          </w:pPr>
+          <w:hyperlink w:anchor="_Toc227917138" w:history="1">
+            <w:r>
+              <w:rPr>
+                <w:rStyle w:val="Hyperlink"/>
+                <w:noProof/>
+              </w:rPr>
+              <w:t>Weaknesses</w:t>
+            </w:r>
+            <w:r>
+              <w:rPr>
+                <w:noProof/>
+                <w:webHidden/>
+              </w:rPr>
+              <w:tab/>
+            </w:r>
+            <w:r>
+              <w:rPr>
+                <w:noProof/>
+                <w:webHidden/>
+              </w:rPr>
+              <w:fldChar w:fldCharType="begin"/>
+            </w:r>
+            <w:r>
+              <w:rPr>
+                <w:noProof/>
+                <w:webHidden/>
+              </w:rPr>
+              <w:instrText xml:space="preserve"> PAGEREF _Toc227917138 \h </w:instrText>
+            </w:r>
+            <w:r>
+              <w:rPr>
+                <w:noProof/>
+                <w:webHidden/>
+              </w:rPr>
+            </w:r>
+            <w:r>
+              <w:rPr>
+                <w:noProof/>
+                <w:webHidden/>
+              </w:rPr>
+              <w:fldChar w:fldCharType="separate"/>
+            </w:r>
+            <w:r>
+              <w:rPr>
+                <w:noProof/>
+                <w:webHidden/>
+              </w:rPr>
+              <w:t>7</w:t>
+            </w:r>
+            <w:r>
+              <w:rPr>
+                <w:noProof/>
+                <w:webHidden/>
+              </w:rPr>
+              <w:fldChar w:fldCharType="end"/>
+            </w:r>
+          </w:hyperlink>
+        </w:p>
+        <w:p>
+          <w:pPr>
+            <w:pStyle w:val="TOC2"/>
+            <w:tabs>
+              <w:tab w:val="right" w:leader="dot" w:pos="9016"/>
+            </w:tabs>
+            <w:rPr>
+              <w:rFonts w:eastAsiaTheme="minorEastAsia"/>
+              <w:noProof/>
+              <w:sz w:val="24"/>
+              <w:szCs w:val="24"/>
+              <w:lang w:eastAsia="en-GB"/>
+            </w:rPr>
+          </w:pPr>
+          <w:hyperlink w:anchor="_Toc227917139" w:history="1">
+            <w:r>
+              <w:rPr>
+                <w:rStyle w:val="Hyperlink"/>
+                <w:noProof/>
+              </w:rPr>
+              <w:t>Value to the Field</w:t>
+            </w:r>
+            <w:r>
+              <w:rPr>
+                <w:noProof/>
+                <w:webHidden/>
+              </w:rPr>
+              <w:tab/>
+            </w:r>
+            <w:r>
+              <w:rPr>
+                <w:noProof/>
+                <w:webHidden/>
+              </w:rPr>
+              <w:fldChar w:fldCharType="begin"/>
+            </w:r>
+            <w:r>
+              <w:rPr>
+                <w:noProof/>
+                <w:webHidden/>
+              </w:rPr>
+              <w:instrText xml:space="preserve"> PAGEREF _Toc227917139 \h </w:instrText>
+            </w:r>
+            <w:r>
+              <w:rPr>
+                <w:noProof/>
+                <w:webHidden/>
+              </w:rPr>
+            </w:r>
+            <w:r>
+              <w:rPr>
+                <w:noProof/>
+                <w:webHidden/>
+              </w:rPr>
+              <w:fldChar w:fldCharType="separate"/>
+            </w:r>
+            <w:r>
+              <w:rPr>
+                <w:noProof/>
+                <w:webHidden/>
+              </w:rPr>
+              <w:t>7</w:t>
             </w:r>
             <w:r>
               <w:rPr>
@@ -1208,13 +1714,13 @@
               <w:lang w:eastAsia="en-GB"/>
             </w:rPr>
           </w:pPr>
-          <w:hyperlink w:anchor="_Toc227868940" w:history="1">
+          <w:hyperlink w:anchor="_Toc227917140" w:history="1">
             <w:r>
               <w:rPr>
                 <w:rStyle w:val="Hyperlink"/>
                 <w:noProof/>
               </w:rPr>
-              <w:t>Limitations</w:t>
+              <w:t>Conclusion</w:t>
             </w:r>
             <w:r>
               <w:rPr>
@@ -1235,7 +1741,7 @@
                 <w:noProof/>
                 <w:webHidden/>
               </w:rPr>
-              <w:instrText xml:space="preserve"> PAGEREF _Toc227868940 \h </w:instrText>
+              <w:instrText xml:space="preserve"> PAGEREF _Toc227917140 \h </w:instrText>
             </w:r>
             <w:r>
               <w:rPr>
@@ -1255,151 +1761,7 @@
                 <w:noProof/>
                 <w:webHidden/>
               </w:rPr>
-              <w:t>7</w:t>
-            </w:r>
-            <w:r>
-              <w:rPr>
-                <w:noProof/>
-                <w:webHidden/>
-              </w:rPr>
-              <w:fldChar w:fldCharType="end"/>
-            </w:r>
-          </w:hyperlink>
-        </w:p>
-        <w:p>
-          <w:pPr>
-            <w:pStyle w:val="TOC1"/>
-            <w:tabs>
-              <w:tab w:val="right" w:leader="dot" w:pos="9016"/>
-            </w:tabs>
-            <w:rPr>
-              <w:rFonts w:eastAsiaTheme="minorEastAsia"/>
-              <w:noProof/>
-              <w:sz w:val="24"/>
-              <w:szCs w:val="24"/>
-              <w:lang w:eastAsia="en-GB"/>
-            </w:rPr>
-          </w:pPr>
-          <w:hyperlink w:anchor="_Toc227868941" w:history="1">
-            <w:r>
-              <w:rPr>
-                <w:rStyle w:val="Hyperlink"/>
-                <w:noProof/>
-              </w:rPr>
-              <w:t>Future Work</w:t>
-            </w:r>
-            <w:r>
-              <w:rPr>
-                <w:noProof/>
-                <w:webHidden/>
-              </w:rPr>
-              <w:tab/>
-            </w:r>
-            <w:r>
-              <w:rPr>
-                <w:noProof/>
-                <w:webHidden/>
-              </w:rPr>
-              <w:fldChar w:fldCharType="begin"/>
-            </w:r>
-            <w:r>
-              <w:rPr>
-                <w:noProof/>
-                <w:webHidden/>
-              </w:rPr>
-              <w:instrText xml:space="preserve"> PAGEREF _Toc227868941 \h </w:instrText>
-            </w:r>
-            <w:r>
-              <w:rPr>
-                <w:noProof/>
-                <w:webHidden/>
-              </w:rPr>
-            </w:r>
-            <w:r>
-              <w:rPr>
-                <w:noProof/>
-                <w:webHidden/>
-              </w:rPr>
-              <w:fldChar w:fldCharType="separate"/>
-            </w:r>
-            <w:r>
-              <w:rPr>
-                <w:noProof/>
-                <w:webHidden/>
-              </w:rPr>
               <w:t>8</w:t>
-            </w:r>
-            <w:r>
-              <w:rPr>
-                <w:noProof/>
-                <w:webHidden/>
-              </w:rPr>
-              <w:fldChar w:fldCharType="end"/>
-            </w:r>
-          </w:hyperlink>
-        </w:p>
-        <w:p>
-          <w:pPr>
-            <w:pStyle w:val="TOC1"/>
-            <w:tabs>
-              <w:tab w:val="right" w:leader="dot" w:pos="9016"/>
-            </w:tabs>
-            <w:rPr>
-              <w:rFonts w:eastAsiaTheme="minorEastAsia"/>
-              <w:noProof/>
-              <w:sz w:val="24"/>
-              <w:szCs w:val="24"/>
-              <w:lang w:eastAsia="en-GB"/>
-            </w:rPr>
-          </w:pPr>
-          <w:hyperlink w:anchor="_Toc227868942" w:history="1">
-            <w:r>
-              <w:rPr>
-                <w:rStyle w:val="Hyperlink"/>
-                <w:noProof/>
-              </w:rPr>
-              <w:t>Conclusion</w:t>
-            </w:r>
-            <w:r>
-              <w:rPr>
-                <w:noProof/>
-                <w:webHidden/>
-              </w:rPr>
-              <w:tab/>
-            </w:r>
-            <w:r>
-              <w:rPr>
-                <w:noProof/>
-                <w:webHidden/>
-              </w:rPr>
-              <w:fldChar w:fldCharType="begin"/>
-            </w:r>
-            <w:r>
-              <w:rPr>
-                <w:noProof/>
-                <w:webHidden/>
-              </w:rPr>
-              <w:instrText xml:space="preserve"> PAGEREF _Toc227868942 \h </w:instrText>
-            </w:r>
-            <w:r>
-              <w:rPr>
-                <w:noProof/>
-                <w:webHidden/>
-              </w:rPr>
-            </w:r>
-            <w:r>
-              <w:rPr>
-                <w:noProof/>
-                <w:webHidden/>
-              </w:rPr>
-              <w:fldChar w:fldCharType="separate"/>
-            </w:r>
-            <w:r>
-              <w:rPr>
-                <w:noProof/>
-                <w:webHidden/>
-              </w:rPr>
-              <w:t>9</w:t>
             </w:r>
             <w:r>
               <w:rPr>
@@ -1430,7 +1792,7 @@
       <w:r>
         <w:br w:type="page"/>
       </w:r>
-      <w:bookmarkStart w:id="0" w:name="_Toc227868924"/>
+      <w:bookmarkStart w:id="0" w:name="_Toc227917117"/>
       <w:r>
         <w:lastRenderedPageBreak/>
         <w:t>Abstract</w:t>
@@ -1449,7 +1811,7 @@
       <w:r>
         <w:br w:type="page"/>
       </w:r>
-      <w:bookmarkStart w:id="1" w:name="_Toc227868925"/>
+      <w:bookmarkStart w:id="1" w:name="_Toc227917118"/>
       <w:r>
         <w:lastRenderedPageBreak/>
         <w:t>Introduction</w:t>
@@ -1460,7 +1822,7 @@
       <w:pPr>
         <w:pStyle w:val="Heading2"/>
       </w:pPr>
-      <w:bookmarkStart w:id="2" w:name="_Toc227868926"/>
+      <w:bookmarkStart w:id="2" w:name="_Toc227917119"/>
       <w:r>
         <w:t>Problem Description</w:t>
       </w:r>
@@ -1475,7 +1837,7 @@
       <w:pPr>
         <w:pStyle w:val="Heading2"/>
       </w:pPr>
-      <w:bookmarkStart w:id="3" w:name="_Toc227868927"/>
+      <w:bookmarkStart w:id="3" w:name="_Toc227917120"/>
       <w:r>
         <w:t>Project Aims</w:t>
       </w:r>
@@ -1488,9 +1850,38 @@
     </w:p>
     <w:p>
       <w:pPr>
+        <w:ind w:left="720"/>
+      </w:pPr>
+      <w:r>
+        <w:t>Biologically validated model</w:t>
+      </w:r>
+    </w:p>
+    <w:p>
+      <w:pPr>
+        <w:ind w:left="720"/>
+      </w:pPr>
+      <w:r>
+        <w:t>Doesn’t need a battery of experimental data</w:t>
+      </w:r>
+    </w:p>
+    <w:p>
+      <w:pPr>
+        <w:ind w:left="720"/>
+      </w:pPr>
+      <w:r>
+        <w:t xml:space="preserve">Captures the effect of focal serotonin on the </w:t>
+      </w:r>
+      <w:proofErr w:type="spellStart"/>
+      <w:r>
+        <w:t>pgACC</w:t>
+      </w:r>
+      <w:proofErr w:type="spellEnd"/>
+    </w:p>
+    <w:p>
+      <w:pPr>
         <w:pStyle w:val="Heading2"/>
       </w:pPr>
-      <w:bookmarkStart w:id="4" w:name="_Toc227868928"/>
+      <w:bookmarkStart w:id="4" w:name="_Toc227917121"/>
       <w:r>
         <w:t>Foundational Knowledge</w:t>
       </w:r>
@@ -1528,7 +1919,7 @@
       <w:pPr>
         <w:pStyle w:val="Heading2"/>
       </w:pPr>
-      <w:bookmarkStart w:id="5" w:name="_Toc227868929"/>
+      <w:bookmarkStart w:id="5" w:name="_Toc227917122"/>
       <w:r>
         <w:t>Contextual Literature</w:t>
       </w:r>
@@ -1542,6 +1933,12 @@
     <w:p>
       <w:r>
         <w:t>BOLD</w:t>
+      </w:r>
+    </w:p>
+    <w:p>
+      <w:r>
+        <w:tab/>
+        <w:t>Measures oxygenation in the blood</w:t>
       </w:r>
     </w:p>
     <w:p>
@@ -1575,7 +1972,7 @@
       <w:pPr>
         <w:pStyle w:val="Heading1"/>
       </w:pPr>
-      <w:bookmarkStart w:id="6" w:name="_Toc227868930"/>
+      <w:bookmarkStart w:id="6" w:name="_Toc227917123"/>
       <w:r>
         <w:lastRenderedPageBreak/>
         <w:t>Methods</w:t>
@@ -1586,7 +1983,7 @@
       <w:pPr>
         <w:pStyle w:val="Heading2"/>
       </w:pPr>
-      <w:bookmarkStart w:id="7" w:name="_Toc227868931"/>
+      <w:bookmarkStart w:id="7" w:name="_Toc227917124"/>
       <w:r>
         <w:t>Firing Rate Modelling</w:t>
       </w:r>
@@ -1617,6 +2014,9 @@
         <w:tab/>
       </w:r>
       <w:r>
+        <w:rPr>
+          <w:color w:val="FF0000"/>
+        </w:rPr>
         <w:t>A FIGURE SHOWING THIS WOULD BE REALLY USEFUL</w:t>
       </w:r>
     </w:p>
@@ -1627,6 +2027,9 @@
     </w:p>
     <w:p>
       <w:r>
+        <w:rPr>
+          <w:noProof/>
+        </w:rPr>
         <w:drawing>
           <wp:inline distT="0" distB="0" distL="0" distR="0" wp14:anchorId="118B9F82" wp14:editId="171F9831">
             <wp:extent cx="5731510" cy="2190750"/>
@@ -1643,7 +2046,7 @@
                     <pic:cNvPicPr/>
                   </pic:nvPicPr>
                   <pic:blipFill>
-                    <a:blip r:embed="rId5"/>
+                    <a:blip r:embed="rId6"/>
                     <a:stretch>
                       <a:fillRect/>
                     </a:stretch>
@@ -1682,6 +2085,9 @@
     </w:p>
     <w:p>
       <w:r>
+        <w:rPr>
+          <w:noProof/>
+        </w:rPr>
         <w:drawing>
           <wp:inline distT="0" distB="0" distL="0" distR="0" wp14:anchorId="7F7AF432" wp14:editId="17F6C78D">
             <wp:extent cx="5731510" cy="687070"/>
@@ -1698,7 +2104,7 @@
                     <pic:cNvPicPr/>
                   </pic:nvPicPr>
                   <pic:blipFill>
-                    <a:blip r:embed="rId6"/>
+                    <a:blip r:embed="rId7"/>
                     <a:stretch>
                       <a:fillRect/>
                     </a:stretch>
@@ -1726,6 +2132,9 @@
     </w:p>
     <w:p>
       <w:r>
+        <w:rPr>
+          <w:noProof/>
+        </w:rPr>
         <w:drawing>
           <wp:inline distT="0" distB="0" distL="0" distR="0" wp14:anchorId="62C81F4E" wp14:editId="48F1CF20">
             <wp:extent cx="2696053" cy="1940943"/>
@@ -1742,7 +2151,7 @@
                     <pic:cNvPicPr/>
                   </pic:nvPicPr>
                   <pic:blipFill>
-                    <a:blip r:embed="rId7"/>
+                    <a:blip r:embed="rId8"/>
                     <a:stretch>
                       <a:fillRect/>
                     </a:stretch>
@@ -1762,12 +2171,75 @@
           </wp:inline>
         </w:drawing>
       </w:r>
+      <w:r>
+        <w:rPr>
+          <w:noProof/>
+        </w:rPr>
+        <w:drawing>
+          <wp:inline distT="0" distB="0" distL="0" distR="0" wp14:anchorId="2757BEAD" wp14:editId="1BF48117">
+            <wp:extent cx="2656936" cy="2230446"/>
+            <wp:effectExtent l="0" t="0" r="0" b="0"/>
+            <wp:docPr id="3" name="Picture 2">
+              <a:extLst xmlns:a="http://schemas.openxmlformats.org/drawingml/2006/main">
+                <a:ext uri="{FF2B5EF4-FFF2-40B4-BE49-F238E27FC236}">
+                  <a16:creationId xmlns:a16="http://schemas.microsoft.com/office/drawing/2014/main" id="{946C7570-5F29-64D5-7C50-3E53AB0B81B0}"/>
+                </a:ext>
+              </a:extLst>
+            </wp:docPr>
+            <wp:cNvGraphicFramePr>
+              <a:graphicFrameLocks xmlns:a="http://schemas.openxmlformats.org/drawingml/2006/main" noChangeAspect="1"/>
+            </wp:cNvGraphicFramePr>
+            <a:graphic xmlns:a="http://schemas.openxmlformats.org/drawingml/2006/main">
+              <a:graphicData uri="http://schemas.openxmlformats.org/drawingml/2006/picture">
+                <pic:pic xmlns:pic="http://schemas.openxmlformats.org/drawingml/2006/picture">
+                  <pic:nvPicPr>
+                    <pic:cNvPr id="3" name="Picture 2">
+                      <a:extLst>
+                        <a:ext uri="{FF2B5EF4-FFF2-40B4-BE49-F238E27FC236}">
+                          <a16:creationId xmlns:a16="http://schemas.microsoft.com/office/drawing/2014/main" id="{946C7570-5F29-64D5-7C50-3E53AB0B81B0}"/>
+                        </a:ext>
+                      </a:extLst>
+                    </pic:cNvPr>
+                    <pic:cNvPicPr>
+                      <a:picLocks noChangeAspect="1"/>
+                    </pic:cNvPicPr>
+                  </pic:nvPicPr>
+                  <pic:blipFill rotWithShape="1">
+                    <a:blip r:embed="rId9"/>
+                    <a:srcRect l="40637"/>
+                    <a:stretch>
+                      <a:fillRect/>
+                    </a:stretch>
+                  </pic:blipFill>
+                  <pic:spPr bwMode="auto">
+                    <a:xfrm>
+                      <a:off x="0" y="0"/>
+                      <a:ext cx="2665008" cy="2237222"/>
+                    </a:xfrm>
+                    <a:prstGeom prst="rect">
+                      <a:avLst/>
+                    </a:prstGeom>
+                    <a:ln>
+                      <a:noFill/>
+                    </a:ln>
+                    <a:extLst>
+                      <a:ext uri="{53640926-AAD7-44D8-BBD7-CCE9431645EC}">
+                        <a14:shadowObscured xmlns:a14="http://schemas.microsoft.com/office/drawing/2010/main"/>
+                      </a:ext>
+                    </a:extLst>
+                  </pic:spPr>
+                </pic:pic>
+              </a:graphicData>
+            </a:graphic>
+          </wp:inline>
+        </w:drawing>
+      </w:r>
     </w:p>
     <w:p>
       <w:pPr>
         <w:pStyle w:val="Heading2"/>
       </w:pPr>
-      <w:bookmarkStart w:id="8" w:name="_Toc227868932"/>
+      <w:bookmarkStart w:id="8" w:name="_Toc227917125"/>
       <w:r>
         <w:lastRenderedPageBreak/>
         <w:t>Haemodynamic Modelling</w:t>
@@ -1775,177 +2247,566 @@
       <w:bookmarkEnd w:id="8"/>
     </w:p>
     <w:p>
+      <w:r>
+        <w:t>Neural Drive as input function</w:t>
+      </w:r>
+    </w:p>
+    <w:p>
+      <w:r>
+        <w:t xml:space="preserve">Simulates a BOLD signal through a series of differential equations: drive induces </w:t>
+      </w:r>
+      <w:proofErr w:type="spellStart"/>
+      <w:r>
+        <w:t>vaso</w:t>
+      </w:r>
+      <w:proofErr w:type="spellEnd"/>
+      <w:r>
+        <w:t xml:space="preserve">-dilation, vasodilation induces flow, flow changes volume and </w:t>
+      </w:r>
+      <w:proofErr w:type="spellStart"/>
+      <w:r>
+        <w:t>dHb</w:t>
+      </w:r>
+      <w:proofErr w:type="spellEnd"/>
+      <w:r>
+        <w:t xml:space="preserve">, which can be fed into </w:t>
+      </w:r>
+      <w:r>
+        <w:t xml:space="preserve">the </w:t>
+      </w:r>
+      <w:r>
+        <w:t>signal change equation.</w:t>
+      </w:r>
+    </w:p>
+    <w:p>
+      <w:r>
+        <w:drawing>
+          <wp:inline distT="0" distB="0" distL="0" distR="0" wp14:anchorId="54EC3FA2" wp14:editId="05B4B004">
+            <wp:extent cx="5731510" cy="5779135"/>
+            <wp:effectExtent l="0" t="0" r="2540" b="0"/>
+            <wp:docPr id="1599721456" name="Picture 1"/>
+            <wp:cNvGraphicFramePr>
+              <a:graphicFrameLocks xmlns:a="http://schemas.openxmlformats.org/drawingml/2006/main" noChangeAspect="1"/>
+            </wp:cNvGraphicFramePr>
+            <a:graphic xmlns:a="http://schemas.openxmlformats.org/drawingml/2006/main">
+              <a:graphicData uri="http://schemas.openxmlformats.org/drawingml/2006/picture">
+                <pic:pic xmlns:pic="http://schemas.openxmlformats.org/drawingml/2006/picture">
+                  <pic:nvPicPr>
+                    <pic:cNvPr id="1599721456" name=""/>
+                    <pic:cNvPicPr/>
+                  </pic:nvPicPr>
+                  <pic:blipFill>
+                    <a:blip r:embed="rId10"/>
+                    <a:stretch>
+                      <a:fillRect/>
+                    </a:stretch>
+                  </pic:blipFill>
+                  <pic:spPr>
+                    <a:xfrm>
+                      <a:off x="0" y="0"/>
+                      <a:ext cx="5731510" cy="5779135"/>
+                    </a:xfrm>
+                    <a:prstGeom prst="rect">
+                      <a:avLst/>
+                    </a:prstGeom>
+                  </pic:spPr>
+                </pic:pic>
+              </a:graphicData>
+            </a:graphic>
+          </wp:inline>
+        </w:drawing>
+      </w:r>
+    </w:p>
+    <w:p>
       <w:pPr>
         <w:pStyle w:val="Heading2"/>
       </w:pPr>
-      <w:bookmarkStart w:id="9" w:name="_Toc227868933"/>
-      <w:r>
+      <w:bookmarkStart w:id="9" w:name="_Toc227917126"/>
+      <w:r>
+        <w:lastRenderedPageBreak/>
         <w:t>Neuroimaging</w:t>
       </w:r>
       <w:bookmarkEnd w:id="9"/>
     </w:p>
     <w:p>
+      <w:r>
+        <w:rPr>
+          <w:noProof/>
+        </w:rPr>
+        <w:drawing>
+          <wp:inline distT="0" distB="0" distL="0" distR="0" wp14:anchorId="26FB6949" wp14:editId="1602E88B">
+            <wp:extent cx="5456555" cy="5803900"/>
+            <wp:effectExtent l="0" t="0" r="0" b="6350"/>
+            <wp:docPr id="498999781" name="Picture 2"/>
+            <wp:cNvGraphicFramePr>
+              <a:graphicFrameLocks xmlns:a="http://schemas.openxmlformats.org/drawingml/2006/main" noChangeAspect="1"/>
+            </wp:cNvGraphicFramePr>
+            <a:graphic xmlns:a="http://schemas.openxmlformats.org/drawingml/2006/main">
+              <a:graphicData uri="http://schemas.openxmlformats.org/drawingml/2006/picture">
+                <pic:pic xmlns:pic="http://schemas.openxmlformats.org/drawingml/2006/picture">
+                  <pic:nvPicPr>
+                    <pic:cNvPr id="0" name="Picture 3"/>
+                    <pic:cNvPicPr>
+                      <a:picLocks noChangeAspect="1" noChangeArrowheads="1"/>
+                    </pic:cNvPicPr>
+                  </pic:nvPicPr>
+                  <pic:blipFill>
+                    <a:blip r:embed="rId11">
+                      <a:extLst>
+                        <a:ext uri="{28A0092B-C50C-407E-A947-70E740481C1C}">
+                          <a14:useLocalDpi xmlns:a14="http://schemas.microsoft.com/office/drawing/2010/main" val="0"/>
+                        </a:ext>
+                      </a:extLst>
+                    </a:blip>
+                    <a:srcRect/>
+                    <a:stretch>
+                      <a:fillRect/>
+                    </a:stretch>
+                  </pic:blipFill>
+                  <pic:spPr bwMode="auto">
+                    <a:xfrm>
+                      <a:off x="0" y="0"/>
+                      <a:ext cx="5456555" cy="5803900"/>
+                    </a:xfrm>
+                    <a:prstGeom prst="rect">
+                      <a:avLst/>
+                    </a:prstGeom>
+                    <a:noFill/>
+                  </pic:spPr>
+                </pic:pic>
+              </a:graphicData>
+            </a:graphic>
+          </wp:inline>
+        </w:drawing>
+      </w:r>
+    </w:p>
+    <w:p/>
+    <w:p>
       <w:pPr>
         <w:pStyle w:val="Heading2"/>
       </w:pPr>
-      <w:bookmarkStart w:id="10" w:name="_Toc227868934"/>
-      <w:r>
+      <w:bookmarkStart w:id="10" w:name="_Toc227917128"/>
+      <w:r>
+        <w:t>Parameter Optimisation</w:t>
+      </w:r>
+      <w:bookmarkEnd w:id="10"/>
+    </w:p>
+    <w:p>
+      <w:r>
+        <w:t xml:space="preserve">The model was fit to the data in a two-stage parameter optimisation strategy. </w:t>
+      </w:r>
+    </w:p>
+    <w:p>
+      <w:r>
+        <w:t xml:space="preserve">A selection of 10 arbitrary random noise vectors optimised, with </w:t>
+      </w:r>
+    </w:p>
+    <w:p>
+      <w:pPr>
+        <w:pStyle w:val="Heading3"/>
+      </w:pPr>
+      <w:bookmarkStart w:id="11" w:name="_Toc227917129"/>
+    </w:p>
+    <w:p>
+      <w:pPr>
+        <w:pStyle w:val="Heading3"/>
+      </w:pPr>
+      <w:r>
+        <w:t>Control Condition</w:t>
+      </w:r>
+      <w:bookmarkEnd w:id="11"/>
+    </w:p>
+    <w:p/>
+    <w:p>
+      <w:r>
+        <w:t>Justify Parameter Selection</w:t>
+      </w:r>
+    </w:p>
+    <w:p>
+      <w:pPr>
+        <w:pStyle w:val="Heading3"/>
+      </w:pPr>
+      <w:bookmarkStart w:id="12" w:name="_Toc227917130"/>
+      <w:r>
+        <w:t>Serotonin Condition</w:t>
+      </w:r>
+      <w:bookmarkEnd w:id="12"/>
+    </w:p>
+    <w:p>
+      <w:pPr>
+        <w:pStyle w:val="Heading2"/>
+      </w:pPr>
+      <w:r>
+        <w:br w:type="page"/>
+      </w:r>
+      <w:bookmarkStart w:id="13" w:name="_Toc227917127"/>
+      <w:r>
+        <w:lastRenderedPageBreak/>
         <w:t>Model Validation</w:t>
       </w:r>
-      <w:bookmarkEnd w:id="10"/>
-    </w:p>
-    <w:p>
-      <w:pPr>
-        <w:pStyle w:val="Heading2"/>
-      </w:pPr>
-      <w:bookmarkStart w:id="11" w:name="_Toc227868935"/>
-      <w:r>
-        <w:t>Parameter Optimisation</w:t>
-      </w:r>
-      <w:bookmarkEnd w:id="11"/>
-    </w:p>
-    <w:p>
-      <w:pPr>
-        <w:pStyle w:val="Heading3"/>
-      </w:pPr>
-      <w:bookmarkStart w:id="12" w:name="_Toc227868936"/>
-      <w:r>
-        <w:t>Control Condition</w:t>
-      </w:r>
-      <w:bookmarkEnd w:id="12"/>
-    </w:p>
-    <w:p>
-      <w:pPr>
-        <w:pStyle w:val="Heading3"/>
-      </w:pPr>
-      <w:bookmarkStart w:id="13" w:name="_Toc227868937"/>
-      <w:r>
-        <w:t>Serotonin Condition</w:t>
-      </w:r>
       <w:bookmarkEnd w:id="13"/>
     </w:p>
     <w:p>
-      <w:r>
-        <w:br w:type="page"/>
-      </w:r>
-    </w:p>
-    <w:p>
-      <w:pPr>
-        <w:pStyle w:val="Heading1"/>
-      </w:pPr>
-      <w:bookmarkStart w:id="14" w:name="_Toc227868938"/>
-      <w:r>
+      <w:pPr>
+        <w:rPr>
+          <w:color w:val="E97132" w:themeColor="accent2"/>
+        </w:rPr>
+      </w:pPr>
+      <w:r>
+        <w:rPr>
+          <w:color w:val="E97132" w:themeColor="accent2"/>
+        </w:rPr>
+        <w:t xml:space="preserve">To validate the optimised parameter sets from the models, a series of qualitative heuristics were defined. While each was scored with a binary pass-fail, the patterns the heuristics capture lie on a continuous scale of biological plausibility. </w:t>
+      </w:r>
+    </w:p>
+    <w:p>
+      <w:pPr>
+        <w:rPr>
+          <w:color w:val="E97132" w:themeColor="accent2"/>
+        </w:rPr>
+      </w:pPr>
+      <w:r>
+        <w:rPr>
+          <w:color w:val="E97132" w:themeColor="accent2"/>
+        </w:rPr>
+        <w:t>During validation, the system operates under altered conditions: the self-correlated noise is removed, and an external stimulus current is transiently applied.</w:t>
+      </w:r>
+    </w:p>
+    <w:p>
+      <w:pPr>
+        <w:rPr>
+          <w:color w:val="E97132" w:themeColor="accent2"/>
+        </w:rPr>
+      </w:pPr>
+      <w:r>
+        <w:rPr>
+          <w:color w:val="E97132" w:themeColor="accent2"/>
+        </w:rPr>
+        <w:t>To remove the noise the ‘</w:t>
+      </w:r>
+      <w:proofErr w:type="spellStart"/>
+      <w:r>
+        <w:rPr>
+          <w:color w:val="E97132" w:themeColor="accent2"/>
+        </w:rPr>
+        <w:t>std_noise</w:t>
+      </w:r>
+      <w:proofErr w:type="spellEnd"/>
+      <w:r>
+        <w:rPr>
+          <w:color w:val="E97132" w:themeColor="accent2"/>
+        </w:rPr>
+        <w:t xml:space="preserve">’ parameter is set to 0, thus all firing rates and BOLD signals are returned from the dynamics of the system and not the shape of the noise. </w:t>
+      </w:r>
+    </w:p>
+    <w:p>
+      <w:pPr>
+        <w:rPr>
+          <w:color w:val="E97132" w:themeColor="accent2"/>
+        </w:rPr>
+      </w:pPr>
+      <w:r>
+        <w:rPr>
+          <w:color w:val="E97132" w:themeColor="accent2"/>
+        </w:rPr>
+        <w:t>To introduce the stimulus the ‘</w:t>
+      </w:r>
+      <w:proofErr w:type="spellStart"/>
+      <w:r>
+        <w:rPr>
+          <w:color w:val="E97132" w:themeColor="accent2"/>
+        </w:rPr>
+        <w:t>stim_strength</w:t>
+      </w:r>
+      <w:proofErr w:type="spellEnd"/>
+      <w:r>
+        <w:rPr>
+          <w:color w:val="E97132" w:themeColor="accent2"/>
+        </w:rPr>
+        <w:t>’ parameter is set to 0.1nA, and the ‘</w:t>
+      </w:r>
+      <w:proofErr w:type="spellStart"/>
+      <w:r>
+        <w:rPr>
+          <w:color w:val="E97132" w:themeColor="accent2"/>
+        </w:rPr>
+        <w:t>stim_on</w:t>
+      </w:r>
+      <w:proofErr w:type="spellEnd"/>
+      <w:r>
+        <w:rPr>
+          <w:color w:val="E97132" w:themeColor="accent2"/>
+        </w:rPr>
+        <w:t>’ and ‘</w:t>
+      </w:r>
+      <w:proofErr w:type="spellStart"/>
+      <w:r>
+        <w:rPr>
+          <w:color w:val="E97132" w:themeColor="accent2"/>
+        </w:rPr>
+        <w:t>stim_off</w:t>
+      </w:r>
+      <w:proofErr w:type="spellEnd"/>
+      <w:r>
+        <w:rPr>
+          <w:color w:val="E97132" w:themeColor="accent2"/>
+        </w:rPr>
+        <w:t xml:space="preserve">’ parameters to 2 seconds and 2.05 seconds respectively. This sets the starting current of the dendrite population of V1 to 0.1nA for the timesteps between 2 and 2.05 seconds. </w:t>
+      </w:r>
+    </w:p>
+    <w:p>
+      <w:pPr>
+        <w:rPr>
+          <w:color w:val="E97132" w:themeColor="accent2"/>
+        </w:rPr>
+      </w:pPr>
+      <w:r>
+        <w:rPr>
+          <w:color w:val="E97132" w:themeColor="accent2"/>
+        </w:rPr>
+        <w:t xml:space="preserve">The free parameters </w:t>
+      </w:r>
+      <w:proofErr w:type="spellStart"/>
+      <w:r>
+        <w:rPr>
+          <w:color w:val="E97132" w:themeColor="accent2"/>
+        </w:rPr>
+        <w:t>e_grad_min</w:t>
+      </w:r>
+      <w:proofErr w:type="spellEnd"/>
+      <w:r>
+        <w:rPr>
+          <w:color w:val="E97132" w:themeColor="accent2"/>
+        </w:rPr>
+        <w:t xml:space="preserve">, </w:t>
+      </w:r>
+      <w:proofErr w:type="spellStart"/>
+      <w:r>
+        <w:rPr>
+          <w:color w:val="E97132" w:themeColor="accent2"/>
+        </w:rPr>
+        <w:t>mu_ee</w:t>
+      </w:r>
+      <w:proofErr w:type="spellEnd"/>
+      <w:r>
+        <w:rPr>
+          <w:color w:val="E97132" w:themeColor="accent2"/>
+        </w:rPr>
+        <w:t xml:space="preserve">, and </w:t>
+      </w:r>
+      <w:proofErr w:type="spellStart"/>
+      <w:r>
+        <w:rPr>
+          <w:color w:val="E97132" w:themeColor="accent2"/>
+        </w:rPr>
+        <w:t>mu_ie</w:t>
+      </w:r>
+      <w:proofErr w:type="spellEnd"/>
+      <w:r>
+        <w:rPr>
+          <w:color w:val="E97132" w:themeColor="accent2"/>
+        </w:rPr>
+        <w:t xml:space="preserve"> control the strength of long-range connections between brain areas. To validate that the chosen parameter set still allows for long-range communication the heuristic ‘Stimulus Transfer’ was defined. For this heuristic, a pass was scored if there was an observable change in firing rates in the soma population across the cortical areas.</w:t>
+      </w:r>
+    </w:p>
+    <w:p>
+      <w:pPr>
+        <w:pStyle w:val="ListParagraph"/>
+        <w:numPr>
+          <w:ilvl w:val="0"/>
+          <w:numId w:val="1"/>
+        </w:numPr>
+      </w:pPr>
+      <w:r>
+        <w:t>FIGURE</w:t>
+      </w:r>
+    </w:p>
+    <w:p>
+      <w:pPr>
+        <w:rPr>
+          <w:color w:val="E97132" w:themeColor="accent2"/>
+        </w:rPr>
+      </w:pPr>
+      <w:bookmarkStart w:id="14" w:name="_Toc227917131"/>
+      <w:proofErr w:type="spellStart"/>
+      <w:r>
+        <w:rPr>
+          <w:color w:val="E97132" w:themeColor="accent2"/>
+        </w:rPr>
+        <w:t>Chadhuri</w:t>
+      </w:r>
+      <w:proofErr w:type="spellEnd"/>
+      <w:r>
+        <w:rPr>
+          <w:color w:val="E97132" w:themeColor="accent2"/>
+        </w:rPr>
+        <w:t xml:space="preserve"> et al 2015 demonstrated that, along the cortical hierarchy, there exists a gradient of timescales. As such, it is expected that a valid system be able to capture this phenomenon. These timescales can </w:t>
+      </w:r>
+      <w:proofErr w:type="gramStart"/>
+      <w:r>
+        <w:rPr>
+          <w:color w:val="E97132" w:themeColor="accent2"/>
+        </w:rPr>
+        <w:t>measured</w:t>
+      </w:r>
+      <w:proofErr w:type="gramEnd"/>
+      <w:r>
+        <w:rPr>
+          <w:color w:val="E97132" w:themeColor="accent2"/>
+        </w:rPr>
+        <w:t xml:space="preserve"> using the autocorrelation of the firing rates post-stimulus. </w:t>
+      </w:r>
+    </w:p>
+    <w:p>
+      <w:r>
+        <w:drawing>
+          <wp:inline distT="0" distB="0" distL="0" distR="0" wp14:anchorId="266FFBB5" wp14:editId="69960E5B">
+            <wp:extent cx="4562475" cy="2381250"/>
+            <wp:effectExtent l="0" t="0" r="9525" b="0"/>
+            <wp:docPr id="1569290604" name="Picture 4"/>
+            <wp:cNvGraphicFramePr>
+              <a:graphicFrameLocks xmlns:a="http://schemas.openxmlformats.org/drawingml/2006/main" noChangeAspect="1"/>
+            </wp:cNvGraphicFramePr>
+            <a:graphic xmlns:a="http://schemas.openxmlformats.org/drawingml/2006/main">
+              <a:graphicData uri="http://schemas.openxmlformats.org/drawingml/2006/picture">
+                <pic:pic xmlns:pic="http://schemas.openxmlformats.org/drawingml/2006/picture">
+                  <pic:nvPicPr>
+                    <pic:cNvPr id="0" name="Picture 8"/>
+                    <pic:cNvPicPr>
+                      <a:picLocks noChangeAspect="1" noChangeArrowheads="1"/>
+                    </pic:cNvPicPr>
+                  </pic:nvPicPr>
+                  <pic:blipFill>
+                    <a:blip r:embed="rId12">
+                      <a:extLst>
+                        <a:ext uri="{28A0092B-C50C-407E-A947-70E740481C1C}">
+                          <a14:useLocalDpi xmlns:a14="http://schemas.microsoft.com/office/drawing/2010/main" val="0"/>
+                        </a:ext>
+                      </a:extLst>
+                    </a:blip>
+                    <a:srcRect/>
+                    <a:stretch>
+                      <a:fillRect/>
+                    </a:stretch>
+                  </pic:blipFill>
+                  <pic:spPr bwMode="auto">
+                    <a:xfrm>
+                      <a:off x="0" y="0"/>
+                      <a:ext cx="4562475" cy="2381250"/>
+                    </a:xfrm>
+                    <a:prstGeom prst="rect">
+                      <a:avLst/>
+                    </a:prstGeom>
+                    <a:noFill/>
+                    <a:ln>
+                      <a:noFill/>
+                    </a:ln>
+                  </pic:spPr>
+                </pic:pic>
+              </a:graphicData>
+            </a:graphic>
+          </wp:inline>
+        </w:drawing>
+      </w:r>
+    </w:p>
+    <w:p>
+      <w:pPr>
+        <w:rPr>
+          <w:color w:val="E97132" w:themeColor="accent2"/>
+        </w:rPr>
+      </w:pPr>
+      <w:r>
+        <w:rPr>
+          <w:color w:val="E97132" w:themeColor="accent2"/>
+        </w:rPr>
+        <w:t xml:space="preserve">The autocorrelation measurement was taken at 2.3s with a time lag of 750ms. This post-stimulus period encapsulates when the system is returning to a stable state, during which the different timescales across the cortex can be captured. This heuristic was scored a pass when the autocorrelations followed an exponential decay, </w:t>
+      </w:r>
+      <w:r>
+        <w:rPr>
+          <w:color w:val="E97132" w:themeColor="accent2"/>
+        </w:rPr>
+        <w:t>and there existed a clear delineation between regions where higher cortical areas typically decayed more slowly</w:t>
+      </w:r>
+      <w:r>
+        <w:rPr>
+          <w:color w:val="E97132" w:themeColor="accent2"/>
+        </w:rPr>
+        <w:t xml:space="preserve">. </w:t>
+      </w:r>
+    </w:p>
+    <w:p>
+      <w:r>
+        <w:rPr>
+          <w:noProof/>
+        </w:rPr>
         <w:lastRenderedPageBreak/>
-        <w:t>Results</w:t>
-      </w:r>
-      <w:bookmarkEnd w:id="14"/>
-    </w:p>
-    <w:p>
-      <w:pPr>
-        <w:pStyle w:val="Heading2"/>
-      </w:pPr>
-      <w:r>
-        <w:t>Validation</w:t>
-      </w:r>
-    </w:p>
-    <w:p>
-      <w:r>
-        <w:t>Heuristics</w:t>
-      </w:r>
-    </w:p>
-    <w:p>
-      <w:r>
-        <w:t>Patterns</w:t>
-      </w:r>
-    </w:p>
-    <w:p>
-      <w:pPr>
-        <w:pStyle w:val="Heading2"/>
-      </w:pPr>
-      <w:r>
-        <w:t>Optimisation Control</w:t>
-      </w:r>
-    </w:p>
-    <w:p>
-      <w:r>
-        <w:t>Parameter analysis</w:t>
-      </w:r>
-    </w:p>
-    <w:p>
-      <w:r>
-        <w:t>Performance analysis</w:t>
-      </w:r>
-    </w:p>
-    <w:p>
-      <w:pPr>
-        <w:pStyle w:val="Heading2"/>
-      </w:pPr>
-      <w:r>
-        <w:t>Optimisation Serotonin</w:t>
-      </w:r>
-    </w:p>
-    <w:p/>
-    <w:p/>
-    <w:p>
-      <w:r>
-        <w:br w:type="page"/>
-      </w:r>
-    </w:p>
-    <w:p>
-      <w:pPr>
-        <w:pStyle w:val="Heading1"/>
-      </w:pPr>
-      <w:bookmarkStart w:id="15" w:name="_Toc227868939"/>
-      <w:r>
-        <w:lastRenderedPageBreak/>
-        <w:t>Discussion</w:t>
-      </w:r>
-      <w:bookmarkEnd w:id="15"/>
-    </w:p>
-    <w:p>
-      <w:pPr>
-        <w:pStyle w:val="Heading2"/>
-      </w:pPr>
-      <w:r>
-        <w:t>Summary of results</w:t>
-      </w:r>
-    </w:p>
-    <w:p>
-      <w:pPr>
-        <w:pStyle w:val="Heading2"/>
-      </w:pPr>
-      <w:r>
-        <w:t>What’s interesting?</w:t>
-      </w:r>
-    </w:p>
-    <w:p>
-      <w:pPr>
-        <w:pStyle w:val="Heading2"/>
-      </w:pPr>
-      <w:r>
-        <w:t>Weaknesses</w:t>
-      </w:r>
-    </w:p>
-    <w:p>
-      <w:r>
-        <w:t>Limitations</w:t>
-      </w:r>
-    </w:p>
-    <w:p>
-      <w:r>
-        <w:t>Future works</w:t>
-      </w:r>
-    </w:p>
-    <w:p>
-      <w:pPr>
-        <w:pStyle w:val="Heading2"/>
-      </w:pPr>
-      <w:r>
-        <w:t>Value to the Field</w:t>
-      </w:r>
-    </w:p>
-    <w:p/>
-    <w:p/>
+        <w:drawing>
+          <wp:inline distT="0" distB="0" distL="0" distR="0" wp14:anchorId="533ACE6C" wp14:editId="12A2103A">
+            <wp:extent cx="5731510" cy="796290"/>
+            <wp:effectExtent l="0" t="0" r="2540" b="3810"/>
+            <wp:docPr id="302954785" name="Picture 1"/>
+            <wp:cNvGraphicFramePr>
+              <a:graphicFrameLocks xmlns:a="http://schemas.openxmlformats.org/drawingml/2006/main" noChangeAspect="1"/>
+            </wp:cNvGraphicFramePr>
+            <a:graphic xmlns:a="http://schemas.openxmlformats.org/drawingml/2006/main">
+              <a:graphicData uri="http://schemas.openxmlformats.org/drawingml/2006/picture">
+                <pic:pic xmlns:pic="http://schemas.openxmlformats.org/drawingml/2006/picture">
+                  <pic:nvPicPr>
+                    <pic:cNvPr id="0" name="Picture 2"/>
+                    <pic:cNvPicPr>
+                      <a:picLocks noChangeAspect="1" noChangeArrowheads="1"/>
+                    </pic:cNvPicPr>
+                  </pic:nvPicPr>
+                  <pic:blipFill>
+                    <a:blip r:embed="rId13">
+                      <a:extLst>
+                        <a:ext uri="{28A0092B-C50C-407E-A947-70E740481C1C}">
+                          <a14:useLocalDpi xmlns:a14="http://schemas.microsoft.com/office/drawing/2010/main" val="0"/>
+                        </a:ext>
+                      </a:extLst>
+                    </a:blip>
+                    <a:srcRect/>
+                    <a:stretch>
+                      <a:fillRect/>
+                    </a:stretch>
+                  </pic:blipFill>
+                  <pic:spPr bwMode="auto">
+                    <a:xfrm>
+                      <a:off x="0" y="0"/>
+                      <a:ext cx="5731510" cy="796290"/>
+                    </a:xfrm>
+                    <a:prstGeom prst="rect">
+                      <a:avLst/>
+                    </a:prstGeom>
+                    <a:noFill/>
+                  </pic:spPr>
+                </pic:pic>
+              </a:graphicData>
+            </a:graphic>
+          </wp:inline>
+        </w:drawing>
+      </w:r>
+      <w:r>
+        <w:rPr>
+          <w:color w:val="E97132" w:themeColor="accent2"/>
+        </w:rPr>
+        <w:t>As mentioned previously, there is a clear BOLD pattern that emerges in response to stimuli. To ensure the Haemodynamic model is valid we analyse the shape of the BOLD signal post-stimulation. This heuristic was defined as the ‘Haemodynamic Impulse Response</w:t>
+      </w:r>
+      <w:proofErr w:type="gramStart"/>
+      <w:r>
+        <w:rPr>
+          <w:color w:val="E97132" w:themeColor="accent2"/>
+        </w:rPr>
+        <w:t>’ ,</w:t>
+      </w:r>
+      <w:proofErr w:type="gramEnd"/>
+      <w:r>
+        <w:rPr>
+          <w:color w:val="E97132" w:themeColor="accent2"/>
+        </w:rPr>
+        <w:t xml:space="preserve"> and was scored as a pass if the BOLD signal was seemingly normally distributed with {mean}=~3.5.-4.5 seconds {citation bold monkeys}.  </w:t>
+      </w:r>
+    </w:p>
     <w:p>
       <w:pPr>
         <w:rPr>
@@ -1956,6 +2817,52 @@
         </w:rPr>
       </w:pPr>
       <w:r>
+        <w:rPr>
+          <w:noProof/>
+        </w:rPr>
+        <w:drawing>
+          <wp:inline distT="0" distB="0" distL="0" distR="0" wp14:anchorId="30F96F96" wp14:editId="62840348">
+            <wp:extent cx="5731510" cy="1336675"/>
+            <wp:effectExtent l="0" t="0" r="2540" b="0"/>
+            <wp:docPr id="2096884841" name="Picture 1"/>
+            <wp:cNvGraphicFramePr>
+              <a:graphicFrameLocks xmlns:a="http://schemas.openxmlformats.org/drawingml/2006/main" noChangeAspect="1"/>
+            </wp:cNvGraphicFramePr>
+            <a:graphic xmlns:a="http://schemas.openxmlformats.org/drawingml/2006/main">
+              <a:graphicData uri="http://schemas.openxmlformats.org/drawingml/2006/picture">
+                <pic:pic xmlns:pic="http://schemas.openxmlformats.org/drawingml/2006/picture">
+                  <pic:nvPicPr>
+                    <pic:cNvPr id="2096884841" name=""/>
+                    <pic:cNvPicPr/>
+                  </pic:nvPicPr>
+                  <pic:blipFill>
+                    <a:blip r:embed="rId14">
+                      <a:extLst>
+                        <a:ext uri="{28A0092B-C50C-407E-A947-70E740481C1C}">
+                          <a14:useLocalDpi xmlns:a14="http://schemas.microsoft.com/office/drawing/2010/main" val="0"/>
+                        </a:ext>
+                      </a:extLst>
+                    </a:blip>
+                    <a:stretch>
+                      <a:fillRect/>
+                    </a:stretch>
+                  </pic:blipFill>
+                  <pic:spPr>
+                    <a:xfrm>
+                      <a:off x="0" y="0"/>
+                      <a:ext cx="5731510" cy="1336675"/>
+                    </a:xfrm>
+                    <a:prstGeom prst="rect">
+                      <a:avLst/>
+                    </a:prstGeom>
+                  </pic:spPr>
+                </pic:pic>
+              </a:graphicData>
+            </a:graphic>
+          </wp:inline>
+        </w:drawing>
+      </w:r>
+      <w:r>
         <w:br w:type="page"/>
       </w:r>
     </w:p>
@@ -1963,12 +2870,523 @@
       <w:pPr>
         <w:pStyle w:val="Heading1"/>
       </w:pPr>
-      <w:bookmarkStart w:id="16" w:name="_Toc227868942"/>
+      <w:r>
+        <w:lastRenderedPageBreak/>
+        <w:t>Results</w:t>
+      </w:r>
+      <w:bookmarkEnd w:id="14"/>
+    </w:p>
+    <w:p>
+      <w:pPr>
+        <w:pStyle w:val="Heading2"/>
+      </w:pPr>
+      <w:bookmarkStart w:id="15" w:name="_Toc227917132"/>
+      <w:r>
+        <w:t>Validation</w:t>
+      </w:r>
+      <w:bookmarkEnd w:id="15"/>
+    </w:p>
+    <w:p>
+      <w:r>
+        <w:t>Heuristics</w:t>
+      </w:r>
+      <w:r>
+        <w:t xml:space="preserve"> &amp;</w:t>
+      </w:r>
+      <w:r>
+        <w:t>Patterns</w:t>
+      </w:r>
+      <w:r>
+        <w:drawing>
+          <wp:inline distT="0" distB="0" distL="0" distR="0" wp14:anchorId="72D983B1" wp14:editId="5E14C66C">
+            <wp:extent cx="5731510" cy="1158240"/>
+            <wp:effectExtent l="0" t="0" r="2540" b="3810"/>
+            <wp:docPr id="633478928" name="Picture 1"/>
+            <wp:cNvGraphicFramePr>
+              <a:graphicFrameLocks xmlns:a="http://schemas.openxmlformats.org/drawingml/2006/main" noChangeAspect="1"/>
+            </wp:cNvGraphicFramePr>
+            <a:graphic xmlns:a="http://schemas.openxmlformats.org/drawingml/2006/main">
+              <a:graphicData uri="http://schemas.openxmlformats.org/drawingml/2006/picture">
+                <pic:pic xmlns:pic="http://schemas.openxmlformats.org/drawingml/2006/picture">
+                  <pic:nvPicPr>
+                    <pic:cNvPr id="633478928" name=""/>
+                    <pic:cNvPicPr/>
+                  </pic:nvPicPr>
+                  <pic:blipFill>
+                    <a:blip r:embed="rId15"/>
+                    <a:stretch>
+                      <a:fillRect/>
+                    </a:stretch>
+                  </pic:blipFill>
+                  <pic:spPr>
+                    <a:xfrm>
+                      <a:off x="0" y="0"/>
+                      <a:ext cx="5731510" cy="1158240"/>
+                    </a:xfrm>
+                    <a:prstGeom prst="rect">
+                      <a:avLst/>
+                    </a:prstGeom>
+                  </pic:spPr>
+                </pic:pic>
+              </a:graphicData>
+            </a:graphic>
+          </wp:inline>
+        </w:drawing>
+      </w:r>
+    </w:p>
+    <w:p>
+      <w:pPr>
+        <w:ind w:left="720"/>
+        <w:rPr>
+          <w:color w:val="E97132" w:themeColor="accent2"/>
+        </w:rPr>
+      </w:pPr>
+      <w:r>
+        <w:rPr>
+          <w:color w:val="E97132" w:themeColor="accent2"/>
+        </w:rPr>
+        <w:t xml:space="preserve">Stimulus Propagation failed in 3 models, and failures here always translated into failures in the other 2 heuristics. </w:t>
+      </w:r>
+    </w:p>
+    <w:p>
+      <w:pPr>
+        <w:ind w:left="720"/>
+        <w:rPr>
+          <w:color w:val="E97132" w:themeColor="accent2"/>
+        </w:rPr>
+      </w:pPr>
+      <w:r>
+        <w:rPr>
+          <w:color w:val="E97132" w:themeColor="accent2"/>
+        </w:rPr>
+        <w:t>In all but one case, Stimulus Propagation and Autocorrelation shared the same result.</w:t>
+      </w:r>
+    </w:p>
+    <w:p>
+      <w:pPr>
+        <w:ind w:left="720"/>
+        <w:rPr>
+          <w:color w:val="E97132" w:themeColor="accent2"/>
+        </w:rPr>
+      </w:pPr>
+      <w:r>
+        <w:rPr>
+          <w:color w:val="E97132" w:themeColor="accent2"/>
+        </w:rPr>
+        <w:t xml:space="preserve">For model 98760, Autocorrelation failed, despite passing Stimulus Propagation. This failure appears to have been induced by an uncharacteristic FR behaviour as seen in </w:t>
+      </w:r>
+    </w:p>
+    <w:p>
+      <w:r>
+        <w:drawing>
+          <wp:inline distT="0" distB="0" distL="0" distR="0" wp14:anchorId="553CC664" wp14:editId="6989D020">
+            <wp:extent cx="5731510" cy="1066165"/>
+            <wp:effectExtent l="0" t="0" r="2540" b="635"/>
+            <wp:docPr id="1291370383" name="Picture 1"/>
+            <wp:cNvGraphicFramePr>
+              <a:graphicFrameLocks xmlns:a="http://schemas.openxmlformats.org/drawingml/2006/main" noChangeAspect="1"/>
+            </wp:cNvGraphicFramePr>
+            <a:graphic xmlns:a="http://schemas.openxmlformats.org/drawingml/2006/main">
+              <a:graphicData uri="http://schemas.openxmlformats.org/drawingml/2006/picture">
+                <pic:pic xmlns:pic="http://schemas.openxmlformats.org/drawingml/2006/picture">
+                  <pic:nvPicPr>
+                    <pic:cNvPr id="1291370383" name=""/>
+                    <pic:cNvPicPr/>
+                  </pic:nvPicPr>
+                  <pic:blipFill>
+                    <a:blip r:embed="rId16"/>
+                    <a:stretch>
+                      <a:fillRect/>
+                    </a:stretch>
+                  </pic:blipFill>
+                  <pic:spPr>
+                    <a:xfrm>
+                      <a:off x="0" y="0"/>
+                      <a:ext cx="5731510" cy="1066165"/>
+                    </a:xfrm>
+                    <a:prstGeom prst="rect">
+                      <a:avLst/>
+                    </a:prstGeom>
+                  </pic:spPr>
+                </pic:pic>
+              </a:graphicData>
+            </a:graphic>
+          </wp:inline>
+        </w:drawing>
+      </w:r>
+      <w:r>
+        <w:drawing>
+          <wp:inline distT="0" distB="0" distL="0" distR="0" wp14:anchorId="129781DB" wp14:editId="7F12AC49">
+            <wp:extent cx="5731510" cy="3557905"/>
+            <wp:effectExtent l="0" t="0" r="2540" b="4445"/>
+            <wp:docPr id="115010446" name="Picture 1"/>
+            <wp:cNvGraphicFramePr>
+              <a:graphicFrameLocks xmlns:a="http://schemas.openxmlformats.org/drawingml/2006/main" noChangeAspect="1"/>
+            </wp:cNvGraphicFramePr>
+            <a:graphic xmlns:a="http://schemas.openxmlformats.org/drawingml/2006/main">
+              <a:graphicData uri="http://schemas.openxmlformats.org/drawingml/2006/picture">
+                <pic:pic xmlns:pic="http://schemas.openxmlformats.org/drawingml/2006/picture">
+                  <pic:nvPicPr>
+                    <pic:cNvPr id="115010446" name=""/>
+                    <pic:cNvPicPr/>
+                  </pic:nvPicPr>
+                  <pic:blipFill>
+                    <a:blip r:embed="rId17"/>
+                    <a:stretch>
+                      <a:fillRect/>
+                    </a:stretch>
+                  </pic:blipFill>
+                  <pic:spPr>
+                    <a:xfrm>
+                      <a:off x="0" y="0"/>
+                      <a:ext cx="5731510" cy="3557905"/>
+                    </a:xfrm>
+                    <a:prstGeom prst="rect">
+                      <a:avLst/>
+                    </a:prstGeom>
+                  </pic:spPr>
+                </pic:pic>
+              </a:graphicData>
+            </a:graphic>
+          </wp:inline>
+        </w:drawing>
+      </w:r>
+    </w:p>
+    <w:p>
+      <w:r>
+        <w:lastRenderedPageBreak/>
+        <w:t>GOOD RESULTS - 111105</w:t>
+      </w:r>
+      <w:r>
+        <w:drawing>
+          <wp:inline distT="0" distB="0" distL="0" distR="0" wp14:anchorId="6C0CC566" wp14:editId="23E85196">
+            <wp:extent cx="5731510" cy="3557905"/>
+            <wp:effectExtent l="0" t="0" r="2540" b="4445"/>
+            <wp:docPr id="280080830" name="Picture 1"/>
+            <wp:cNvGraphicFramePr>
+              <a:graphicFrameLocks xmlns:a="http://schemas.openxmlformats.org/drawingml/2006/main" noChangeAspect="1"/>
+            </wp:cNvGraphicFramePr>
+            <a:graphic xmlns:a="http://schemas.openxmlformats.org/drawingml/2006/main">
+              <a:graphicData uri="http://schemas.openxmlformats.org/drawingml/2006/picture">
+                <pic:pic xmlns:pic="http://schemas.openxmlformats.org/drawingml/2006/picture">
+                  <pic:nvPicPr>
+                    <pic:cNvPr id="280080830" name=""/>
+                    <pic:cNvPicPr/>
+                  </pic:nvPicPr>
+                  <pic:blipFill>
+                    <a:blip r:embed="rId18"/>
+                    <a:stretch>
+                      <a:fillRect/>
+                    </a:stretch>
+                  </pic:blipFill>
+                  <pic:spPr>
+                    <a:xfrm>
+                      <a:off x="0" y="0"/>
+                      <a:ext cx="5731510" cy="3557905"/>
+                    </a:xfrm>
+                    <a:prstGeom prst="rect">
+                      <a:avLst/>
+                    </a:prstGeom>
+                  </pic:spPr>
+                </pic:pic>
+              </a:graphicData>
+            </a:graphic>
+          </wp:inline>
+        </w:drawing>
+      </w:r>
+      <w:r>
+        <w:drawing>
+          <wp:inline distT="0" distB="0" distL="0" distR="0" wp14:anchorId="21B6F308" wp14:editId="30C96BB6">
+            <wp:extent cx="5731510" cy="2259965"/>
+            <wp:effectExtent l="0" t="0" r="2540" b="6985"/>
+            <wp:docPr id="1827368575" name="Picture 1"/>
+            <wp:cNvGraphicFramePr>
+              <a:graphicFrameLocks xmlns:a="http://schemas.openxmlformats.org/drawingml/2006/main" noChangeAspect="1"/>
+            </wp:cNvGraphicFramePr>
+            <a:graphic xmlns:a="http://schemas.openxmlformats.org/drawingml/2006/main">
+              <a:graphicData uri="http://schemas.openxmlformats.org/drawingml/2006/picture">
+                <pic:pic xmlns:pic="http://schemas.openxmlformats.org/drawingml/2006/picture">
+                  <pic:nvPicPr>
+                    <pic:cNvPr id="1827368575" name=""/>
+                    <pic:cNvPicPr/>
+                  </pic:nvPicPr>
+                  <pic:blipFill>
+                    <a:blip r:embed="rId19"/>
+                    <a:stretch>
+                      <a:fillRect/>
+                    </a:stretch>
+                  </pic:blipFill>
+                  <pic:spPr>
+                    <a:xfrm>
+                      <a:off x="0" y="0"/>
+                      <a:ext cx="5731510" cy="2259965"/>
+                    </a:xfrm>
+                    <a:prstGeom prst="rect">
+                      <a:avLst/>
+                    </a:prstGeom>
+                  </pic:spPr>
+                </pic:pic>
+              </a:graphicData>
+            </a:graphic>
+          </wp:inline>
+        </w:drawing>
+      </w:r>
+    </w:p>
+    <w:p>
+      <w:pPr>
+        <w:pStyle w:val="Heading2"/>
+      </w:pPr>
+      <w:bookmarkStart w:id="16" w:name="_Toc227917133"/>
+      <w:r>
+        <w:t>Optimisation Control</w:t>
+      </w:r>
+      <w:bookmarkEnd w:id="16"/>
+    </w:p>
+    <w:p>
+      <w:r>
+        <w:t xml:space="preserve">Parameter </w:t>
+      </w:r>
+      <w:r>
+        <w:t xml:space="preserve">&amp; </w:t>
+      </w:r>
+      <w:r>
+        <w:t>Performance analysis</w:t>
+      </w:r>
+    </w:p>
+    <w:p>
+      <w:r>
+        <w:drawing>
+          <wp:inline distT="0" distB="0" distL="0" distR="0" wp14:anchorId="0A3592FF" wp14:editId="1546B03E">
+            <wp:extent cx="5731510" cy="927100"/>
+            <wp:effectExtent l="0" t="0" r="2540" b="6350"/>
+            <wp:docPr id="1638263577" name="Picture 1"/>
+            <wp:cNvGraphicFramePr>
+              <a:graphicFrameLocks xmlns:a="http://schemas.openxmlformats.org/drawingml/2006/main" noChangeAspect="1"/>
+            </wp:cNvGraphicFramePr>
+            <a:graphic xmlns:a="http://schemas.openxmlformats.org/drawingml/2006/main">
+              <a:graphicData uri="http://schemas.openxmlformats.org/drawingml/2006/picture">
+                <pic:pic xmlns:pic="http://schemas.openxmlformats.org/drawingml/2006/picture">
+                  <pic:nvPicPr>
+                    <pic:cNvPr id="1638263577" name=""/>
+                    <pic:cNvPicPr/>
+                  </pic:nvPicPr>
+                  <pic:blipFill>
+                    <a:blip r:embed="rId20"/>
+                    <a:stretch>
+                      <a:fillRect/>
+                    </a:stretch>
+                  </pic:blipFill>
+                  <pic:spPr>
+                    <a:xfrm>
+                      <a:off x="0" y="0"/>
+                      <a:ext cx="5731510" cy="927100"/>
+                    </a:xfrm>
+                    <a:prstGeom prst="rect">
+                      <a:avLst/>
+                    </a:prstGeom>
+                  </pic:spPr>
+                </pic:pic>
+              </a:graphicData>
+            </a:graphic>
+          </wp:inline>
+        </w:drawing>
+      </w:r>
+    </w:p>
+    <w:p>
+      <w:r>
+        <w:t xml:space="preserve">As measured by the Pearson’s r of the FC, with respect to a seed region(s), of the model and the data model 12345 performed the best with r = 0.712. </w:t>
+      </w:r>
+    </w:p>
+    <w:p>
+      <w:r>
+        <w:t xml:space="preserve">In contrast model 24690 performed the worst with r = 0.488. </w:t>
+      </w:r>
+    </w:p>
+    <w:p/>
+    <w:p>
+      <w:pPr>
+        <w:pStyle w:val="Heading2"/>
+      </w:pPr>
+      <w:bookmarkStart w:id="17" w:name="_Toc227917134"/>
+      <w:r>
+        <w:lastRenderedPageBreak/>
+        <w:t>Optimisation Serotonin</w:t>
+      </w:r>
+      <w:bookmarkEnd w:id="17"/>
+    </w:p>
+    <w:p>
+      <w:r>
+        <w:t xml:space="preserve">Performance </w:t>
+      </w:r>
+      <w:r>
+        <w:t xml:space="preserve">&amp; </w:t>
+      </w:r>
+      <w:r>
+        <w:t>Parameter analysis</w:t>
+      </w:r>
+      <w:r>
+        <w:drawing>
+          <wp:inline distT="0" distB="0" distL="0" distR="0" wp14:anchorId="403B4B19" wp14:editId="47FDC63B">
+            <wp:extent cx="5731510" cy="799465"/>
+            <wp:effectExtent l="0" t="0" r="2540" b="635"/>
+            <wp:docPr id="1103650937" name="Picture 1"/>
+            <wp:cNvGraphicFramePr>
+              <a:graphicFrameLocks xmlns:a="http://schemas.openxmlformats.org/drawingml/2006/main" noChangeAspect="1"/>
+            </wp:cNvGraphicFramePr>
+            <a:graphic xmlns:a="http://schemas.openxmlformats.org/drawingml/2006/main">
+              <a:graphicData uri="http://schemas.openxmlformats.org/drawingml/2006/picture">
+                <pic:pic xmlns:pic="http://schemas.openxmlformats.org/drawingml/2006/picture">
+                  <pic:nvPicPr>
+                    <pic:cNvPr id="1103650937" name=""/>
+                    <pic:cNvPicPr/>
+                  </pic:nvPicPr>
+                  <pic:blipFill>
+                    <a:blip r:embed="rId21"/>
+                    <a:stretch>
+                      <a:fillRect/>
+                    </a:stretch>
+                  </pic:blipFill>
+                  <pic:spPr>
+                    <a:xfrm>
+                      <a:off x="0" y="0"/>
+                      <a:ext cx="5731510" cy="799465"/>
+                    </a:xfrm>
+                    <a:prstGeom prst="rect">
+                      <a:avLst/>
+                    </a:prstGeom>
+                  </pic:spPr>
+                </pic:pic>
+              </a:graphicData>
+            </a:graphic>
+          </wp:inline>
+        </w:drawing>
+      </w:r>
+    </w:p>
+    <w:p/>
+    <w:p/>
+    <w:p/>
+    <w:p>
+      <w:r>
+        <w:br w:type="page"/>
+      </w:r>
+    </w:p>
+    <w:p>
+      <w:pPr>
+        <w:pStyle w:val="Heading1"/>
+      </w:pPr>
+      <w:bookmarkStart w:id="18" w:name="_Toc227917135"/>
+      <w:r>
+        <w:lastRenderedPageBreak/>
+        <w:t>Discussion</w:t>
+      </w:r>
+      <w:bookmarkEnd w:id="18"/>
+    </w:p>
+    <w:p>
+      <w:pPr>
+        <w:pStyle w:val="Heading2"/>
+      </w:pPr>
+      <w:bookmarkStart w:id="19" w:name="_Toc227917136"/>
+      <w:r>
+        <w:t>Summary of results</w:t>
+      </w:r>
+      <w:bookmarkEnd w:id="19"/>
+    </w:p>
+    <w:p>
+      <w:pPr>
+        <w:pStyle w:val="Heading2"/>
+      </w:pPr>
+      <w:bookmarkStart w:id="20" w:name="_Toc227917137"/>
+      <w:r>
+        <w:t xml:space="preserve">Strengths / </w:t>
+      </w:r>
+      <w:r>
+        <w:t>What’s interesting?</w:t>
+      </w:r>
+      <w:bookmarkEnd w:id="20"/>
+    </w:p>
+    <w:p>
+      <w:pPr>
+        <w:pStyle w:val="Heading2"/>
+      </w:pPr>
+      <w:bookmarkStart w:id="21" w:name="_Toc227917138"/>
+      <w:r>
+        <w:t>Weaknesses</w:t>
+      </w:r>
+      <w:bookmarkEnd w:id="21"/>
+    </w:p>
+    <w:p>
+      <w:r>
+        <w:t>Limitations</w:t>
+      </w:r>
+      <w:r>
+        <w:t xml:space="preserve"> &amp; </w:t>
+      </w:r>
+      <w:r>
+        <w:t xml:space="preserve">Future </w:t>
+      </w:r>
+      <w:r>
+        <w:t>Works</w:t>
+      </w:r>
+    </w:p>
+    <w:p>
+      <w:r>
+        <w:tab/>
+        <w:t>Noise</w:t>
+      </w:r>
+    </w:p>
+    <w:p>
+      <w:r>
+        <w:tab/>
+        <w:t>Runtime</w:t>
+      </w:r>
+    </w:p>
+    <w:p>
+      <w:r>
+        <w:tab/>
+        <w:t>Autocorrelation measurement</w:t>
+      </w:r>
+    </w:p>
+    <w:p>
+      <w:r>
+        <w:tab/>
+        <w:t>Fit to timeseries BOLD</w:t>
+      </w:r>
+    </w:p>
+    <w:p>
+      <w:pPr>
+        <w:pStyle w:val="Heading2"/>
+      </w:pPr>
+      <w:bookmarkStart w:id="22" w:name="_Toc227917139"/>
+      <w:r>
+        <w:t>Value to the Field</w:t>
+      </w:r>
+      <w:bookmarkEnd w:id="22"/>
+    </w:p>
+    <w:p/>
+    <w:p/>
+    <w:p>
+      <w:pPr>
+        <w:rPr>
+          <w:rFonts w:asciiTheme="majorHAnsi" w:eastAsiaTheme="majorEastAsia" w:hAnsiTheme="majorHAnsi" w:cstheme="majorBidi"/>
+          <w:color w:val="0F4761" w:themeColor="accent1" w:themeShade="BF"/>
+          <w:sz w:val="40"/>
+          <w:szCs w:val="40"/>
+        </w:rPr>
+      </w:pPr>
+      <w:r>
+        <w:br w:type="page"/>
+      </w:r>
+    </w:p>
+    <w:p>
+      <w:pPr>
+        <w:pStyle w:val="Heading1"/>
+      </w:pPr>
+      <w:bookmarkStart w:id="23" w:name="_Toc227917140"/>
       <w:r>
         <w:lastRenderedPageBreak/>
         <w:t>Conclusion</w:t>
       </w:r>
-      <w:bookmarkEnd w:id="16"/>
+      <w:bookmarkEnd w:id="23"/>
     </w:p>
     <w:p>
       <w:pPr>
@@ -1996,6 +3414,126 @@
     </w:sectPr>
   </w:body>
 </w:document>
+</file>
+
+<file path=word/numbering.xml><?xml version="1.0" encoding="utf-8"?>
+<w:numbering xmlns:wpc="http://schemas.microsoft.com/office/word/2010/wordprocessingCanvas" xmlns:cx="http://schemas.microsoft.com/office/drawing/2014/chartex" xmlns:cx1="http://schemas.microsoft.com/office/drawing/2015/9/8/chartex" xmlns:cx2="http://schemas.microsoft.com/office/drawing/2015/10/21/chartex" xmlns:cx3="http://schemas.microsoft.com/office/drawing/2016/5/9/chartex" xmlns:cx4="http://schemas.microsoft.com/office/drawing/2016/5/10/chartex" xmlns:cx5="http://schemas.microsoft.com/office/drawing/2016/5/11/chartex" xmlns:cx6="http://schemas.microsoft.com/office/drawing/2016/5/12/chartex" xmlns:cx7="http://schemas.microsoft.com/office/drawing/2016/5/13/chartex" xmlns:cx8="http://schemas.microsoft.com/office/drawing/2016/5/14/chartex" xmlns:mc="http://schemas.openxmlformats.org/markup-compatibility/2006" xmlns:aink="http://schemas.microsoft.com/office/drawing/2016/ink" xmlns:am3d="http://schemas.microsoft.com/office/drawing/2017/model3d" xmlns:o="urn:schemas-microsoft-com:office:office" xmlns:oel="http://schemas.microsoft.com/office/2019/extlst" xmlns:r="http://schemas.openxmlformats.org/officeDocument/2006/relationships" xmlns:m="http://schemas.openxmlformats.org/officeDocument/2006/math" xmlns:v="urn:schemas-microsoft-com:vml" xmlns:wp14="http://schemas.microsoft.com/office/word/2010/wordprocessingDrawing" xmlns:wp="http://schemas.openxmlformats.org/drawingml/2006/wordprocessingDrawing" xmlns:w10="urn:schemas-microsoft-com:office:word" xmlns:w="http://schemas.openxmlformats.org/wordprocessingml/2006/main" xmlns:w14="http://schemas.microsoft.com/office/word/2010/wordml" xmlns:w15="http://schemas.microsoft.com/office/word/2012/wordml" xmlns:w16cex="http://schemas.microsoft.com/office/word/2018/wordml/cex" xmlns:w16cid="http://schemas.microsoft.com/office/word/2016/wordml/cid" xmlns:w16="http://schemas.microsoft.com/office/word/2018/wordml" xmlns:w16du="http://schemas.microsoft.com/office/word/2023/wordml/word16du" xmlns:w16sdtdh="http://schemas.microsoft.com/office/word/2020/wordml/sdtdatahash" xmlns:w16sdtfl="http://schemas.microsoft.com/office/word/2024/wordml/sdtformatlock" xmlns:w16se="http://schemas.microsoft.com/office/word/2015/wordml/symex" xmlns:wpg="http://schemas.microsoft.com/office/word/2010/wordprocessingGroup" xmlns:wpi="http://schemas.microsoft.com/office/word/2010/wordprocessingInk" xmlns:wne="http://schemas.microsoft.com/office/word/2006/wordml" xmlns:wps="http://schemas.microsoft.com/office/word/2010/wordprocessingShape" mc:Ignorable="w14 w15 w16se w16cid w16 w16cex w16sdtdh w16sdtfl w16du wp14">
+  <w:abstractNum w:abstractNumId="0" w15:restartNumberingAfterBreak="0">
+    <w:nsid w:val="33323E9E"/>
+    <w:multiLevelType w:val="hybridMultilevel"/>
+    <w:tmpl w:val="BFF48CB0"/>
+    <w:lvl w:ilvl="0" w:tplc="871A91F4">
+      <w:numFmt w:val="bullet"/>
+      <w:lvlText w:val="-"/>
+      <w:lvlJc w:val="left"/>
+      <w:pPr>
+        <w:ind w:left="1800" w:hanging="360"/>
+      </w:pPr>
+      <w:rPr>
+        <w:rFonts w:ascii="Aptos" w:eastAsiaTheme="minorHAnsi" w:hAnsi="Aptos" w:cstheme="minorBidi" w:hint="default"/>
+      </w:rPr>
+    </w:lvl>
+    <w:lvl w:ilvl="1" w:tplc="08090003" w:tentative="1">
+      <w:start w:val="1"/>
+      <w:numFmt w:val="bullet"/>
+      <w:lvlText w:val="o"/>
+      <w:lvlJc w:val="left"/>
+      <w:pPr>
+        <w:ind w:left="2520" w:hanging="360"/>
+      </w:pPr>
+      <w:rPr>
+        <w:rFonts w:ascii="Courier New" w:hAnsi="Courier New" w:cs="Courier New" w:hint="default"/>
+      </w:rPr>
+    </w:lvl>
+    <w:lvl w:ilvl="2" w:tplc="08090005" w:tentative="1">
+      <w:start w:val="1"/>
+      <w:numFmt w:val="bullet"/>
+      <w:lvlText w:val=""/>
+      <w:lvlJc w:val="left"/>
+      <w:pPr>
+        <w:ind w:left="3240" w:hanging="360"/>
+      </w:pPr>
+      <w:rPr>
+        <w:rFonts w:ascii="Wingdings" w:hAnsi="Wingdings" w:hint="default"/>
+      </w:rPr>
+    </w:lvl>
+    <w:lvl w:ilvl="3" w:tplc="08090001" w:tentative="1">
+      <w:start w:val="1"/>
+      <w:numFmt w:val="bullet"/>
+      <w:lvlText w:val=""/>
+      <w:lvlJc w:val="left"/>
+      <w:pPr>
+        <w:ind w:left="3960" w:hanging="360"/>
+      </w:pPr>
+      <w:rPr>
+        <w:rFonts w:ascii="Symbol" w:hAnsi="Symbol" w:hint="default"/>
+      </w:rPr>
+    </w:lvl>
+    <w:lvl w:ilvl="4" w:tplc="08090003" w:tentative="1">
+      <w:start w:val="1"/>
+      <w:numFmt w:val="bullet"/>
+      <w:lvlText w:val="o"/>
+      <w:lvlJc w:val="left"/>
+      <w:pPr>
+        <w:ind w:left="4680" w:hanging="360"/>
+      </w:pPr>
+      <w:rPr>
+        <w:rFonts w:ascii="Courier New" w:hAnsi="Courier New" w:cs="Courier New" w:hint="default"/>
+      </w:rPr>
+    </w:lvl>
+    <w:lvl w:ilvl="5" w:tplc="08090005" w:tentative="1">
+      <w:start w:val="1"/>
+      <w:numFmt w:val="bullet"/>
+      <w:lvlText w:val=""/>
+      <w:lvlJc w:val="left"/>
+      <w:pPr>
+        <w:ind w:left="5400" w:hanging="360"/>
+      </w:pPr>
+      <w:rPr>
+        <w:rFonts w:ascii="Wingdings" w:hAnsi="Wingdings" w:hint="default"/>
+      </w:rPr>
+    </w:lvl>
+    <w:lvl w:ilvl="6" w:tplc="08090001" w:tentative="1">
+      <w:start w:val="1"/>
+      <w:numFmt w:val="bullet"/>
+      <w:lvlText w:val=""/>
+      <w:lvlJc w:val="left"/>
+      <w:pPr>
+        <w:ind w:left="6120" w:hanging="360"/>
+      </w:pPr>
+      <w:rPr>
+        <w:rFonts w:ascii="Symbol" w:hAnsi="Symbol" w:hint="default"/>
+      </w:rPr>
+    </w:lvl>
+    <w:lvl w:ilvl="7" w:tplc="08090003" w:tentative="1">
+      <w:start w:val="1"/>
+      <w:numFmt w:val="bullet"/>
+      <w:lvlText w:val="o"/>
+      <w:lvlJc w:val="left"/>
+      <w:pPr>
+        <w:ind w:left="6840" w:hanging="360"/>
+      </w:pPr>
+      <w:rPr>
+        <w:rFonts w:ascii="Courier New" w:hAnsi="Courier New" w:cs="Courier New" w:hint="default"/>
+      </w:rPr>
+    </w:lvl>
+    <w:lvl w:ilvl="8" w:tplc="08090005" w:tentative="1">
+      <w:start w:val="1"/>
+      <w:numFmt w:val="bullet"/>
+      <w:lvlText w:val=""/>
+      <w:lvlJc w:val="left"/>
+      <w:pPr>
+        <w:ind w:left="7560" w:hanging="360"/>
+      </w:pPr>
+      <w:rPr>
+        <w:rFonts w:ascii="Wingdings" w:hAnsi="Wingdings" w:hint="default"/>
+      </w:rPr>
+    </w:lvl>
+  </w:abstractNum>
+  <w:num w:numId="1" w16cid:durableId="1757626950">
+    <w:abstractNumId w:val="0"/>
+  </w:num>
+</w:numbering>
 </file>
 
 <file path=word/styles.xml><?xml version="1.0" encoding="utf-8"?>
@@ -2599,7 +4137,6 @@
   <w:style w:type="character" w:default="1" w:styleId="DefaultParagraphFont">
     <w:name w:val="Default Paragraph Font"/>
     <w:uiPriority w:val="1"/>
-    <w:semiHidden/>
     <w:unhideWhenUsed/>
   </w:style>
   <w:style w:type="table" w:default="1" w:styleId="TableNormal">

--- a/THESIS/DRAFT.docx
+++ b/THESIS/DRAFT.docx
@@ -2280,6 +2280,9 @@
     </w:p>
     <w:p>
       <w:r>
+        <w:rPr>
+          <w:noProof/>
+        </w:rPr>
         <w:drawing>
           <wp:inline distT="0" distB="0" distL="0" distR="0" wp14:anchorId="54EC3FA2" wp14:editId="05B4B004">
             <wp:extent cx="5731510" cy="5779135"/>
@@ -2323,16 +2326,266 @@
       </w:pPr>
       <w:bookmarkStart w:id="9" w:name="_Toc227917126"/>
       <w:r>
+        <w:t>Neuroimaging</w:t>
+      </w:r>
+      <w:bookmarkEnd w:id="9"/>
+    </w:p>
+    <w:p>
+      <w:pPr>
+        <w:rPr>
+          <w:color w:val="80340D" w:themeColor="accent2" w:themeShade="80"/>
+        </w:rPr>
+      </w:pPr>
+      <w:r>
+        <w:rPr>
+          <w:color w:val="80340D" w:themeColor="accent2" w:themeShade="80"/>
+        </w:rPr>
+        <w:t xml:space="preserve">For this project we handled surface space neuroimaging data. In surface space each point (vertex) on the surface of the brain is defined, to a given resolution. </w:t>
+      </w:r>
+      <w:r>
+        <w:rPr>
+          <w:color w:val="80340D" w:themeColor="accent2" w:themeShade="80"/>
+        </w:rPr>
+        <w:t xml:space="preserve">The exact shape of brain differs across individuals, as such, standardised mappings called </w:t>
+      </w:r>
+      <w:r>
+        <w:rPr>
+          <w:color w:val="80340D" w:themeColor="accent2" w:themeShade="80"/>
+        </w:rPr>
+        <w:t>atlases</w:t>
+      </w:r>
+      <w:r>
+        <w:rPr>
+          <w:color w:val="80340D" w:themeColor="accent2" w:themeShade="80"/>
+        </w:rPr>
+        <w:t xml:space="preserve"> are used so data across unique subjects can be fairly analysed {ref}.</w:t>
+      </w:r>
+      <w:r>
+        <w:rPr>
+          <w:color w:val="80340D" w:themeColor="accent2" w:themeShade="80"/>
+        </w:rPr>
+        <w:t xml:space="preserve"> An atlas determines </w:t>
+      </w:r>
+      <w:r>
+        <w:rPr>
+          <w:color w:val="80340D" w:themeColor="accent2" w:themeShade="80"/>
+        </w:rPr>
+        <w:t>the coordinate space of the vertices and the brain area to which they belong</w:t>
+      </w:r>
+      <w:r>
+        <w:rPr>
+          <w:color w:val="80340D" w:themeColor="accent2" w:themeShade="80"/>
+        </w:rPr>
+        <w:t xml:space="preserve">. </w:t>
+      </w:r>
+      <w:r>
+        <w:rPr>
+          <w:color w:val="80340D" w:themeColor="accent2" w:themeShade="80"/>
+        </w:rPr>
+        <w:t xml:space="preserve">Each area in our model was defined using the Yerkes19 atlas, while the experimental data was defined using the F99 atlas. </w:t>
+      </w:r>
+    </w:p>
+    <w:p>
+      <w:pPr>
+        <w:rPr>
+          <w:color w:val="80340D" w:themeColor="accent2" w:themeShade="80"/>
+        </w:rPr>
+      </w:pPr>
+      <w:r>
+        <w:rPr>
+          <w:color w:val="80340D" w:themeColor="accent2" w:themeShade="80"/>
+        </w:rPr>
         <w:lastRenderedPageBreak/>
-        <w:t>Neuroimaging</w:t>
-      </w:r>
-      <w:bookmarkEnd w:id="9"/>
+        <w:t xml:space="preserve">To create the target FC vectors used in the optimisation of our model, the coordinates corresponding to </w:t>
+      </w:r>
+      <w:r>
+        <w:rPr>
+          <w:color w:val="80340D" w:themeColor="accent2" w:themeShade="80"/>
+        </w:rPr>
+        <w:t>Yerkes19 brain areas were first mapped to F99 space using a Workbench {ref} script. This script takes an F99 surface at 74k resolution (F99 74k), Yerkes19 label data in 32k resolution (Y19 32k), and an F99 &amp; Yerkes19 registered sphere</w:t>
+      </w:r>
+      <w:r>
+        <w:rPr>
+          <w:color w:val="80340D" w:themeColor="accent2" w:themeShade="80"/>
+        </w:rPr>
+        <w:t xml:space="preserve"> {ref}</w:t>
+      </w:r>
+      <w:r>
+        <w:rPr>
+          <w:color w:val="80340D" w:themeColor="accent2" w:themeShade="80"/>
+        </w:rPr>
+        <w:t xml:space="preserve"> as inputs</w:t>
+      </w:r>
+      <w:r>
+        <w:rPr>
+          <w:color w:val="80340D" w:themeColor="accent2" w:themeShade="80"/>
+        </w:rPr>
+        <w:t>. Where a</w:t>
+      </w:r>
+      <w:r>
+        <w:rPr>
+          <w:color w:val="80340D" w:themeColor="accent2" w:themeShade="80"/>
+        </w:rPr>
+        <w:t xml:space="preserve"> sphere is an inflation of the coordinate space of an atlas into a uniform shape, on to which the coordinate space of other atlases can be registered. </w:t>
+      </w:r>
+      <w:r>
+        <w:rPr>
+          <w:color w:val="80340D" w:themeColor="accent2" w:themeShade="80"/>
+        </w:rPr>
+        <w:t>Thus,</w:t>
+      </w:r>
+      <w:r>
+        <w:rPr>
+          <w:color w:val="80340D" w:themeColor="accent2" w:themeShade="80"/>
+        </w:rPr>
+        <w:t xml:space="preserve"> the script parses the Y19 32k labels and maps them to their corresponding F99 74k </w:t>
+      </w:r>
+      <w:r>
+        <w:rPr>
+          <w:color w:val="80340D" w:themeColor="accent2" w:themeShade="80"/>
+        </w:rPr>
+        <w:t>coordinates and returns the labels in F99 74k.</w:t>
+      </w:r>
+    </w:p>
+    <w:p>
+      <w:pPr>
+        <w:rPr>
+          <w:color w:val="80340D" w:themeColor="accent2" w:themeShade="80"/>
+        </w:rPr>
+      </w:pPr>
+      <w:r>
+        <w:rPr>
+          <w:color w:val="80340D" w:themeColor="accent2" w:themeShade="80"/>
+        </w:rPr>
+        <w:t>The F99 74k labels were then down sampled to 10k to match the resolution of the data</w:t>
+      </w:r>
+      <w:r>
+        <w:rPr>
+          <w:color w:val="80340D" w:themeColor="accent2" w:themeShade="80"/>
+        </w:rPr>
+        <w:t xml:space="preserve">. A publicly available F99 74k to F99 10k sphere was not found, </w:t>
+      </w:r>
+      <w:r>
+        <w:rPr>
+          <w:color w:val="80340D" w:themeColor="accent2" w:themeShade="80"/>
+        </w:rPr>
+        <w:t xml:space="preserve">and the latest versions of Workbench allow resampling without a sphere, the result is </w:t>
+      </w:r>
+      <w:r>
+        <w:rPr>
+          <w:color w:val="80340D" w:themeColor="accent2" w:themeShade="80"/>
+        </w:rPr>
+        <w:t xml:space="preserve">prone to large and frequent discontinuities. To address this an additional script was defined. Here, each area label, in 74k, </w:t>
+      </w:r>
+      <w:r>
+        <w:rPr>
+          <w:color w:val="80340D" w:themeColor="accent2" w:themeShade="80"/>
+        </w:rPr>
+        <w:t xml:space="preserve">was </w:t>
+      </w:r>
+      <w:r>
+        <w:rPr>
+          <w:color w:val="80340D" w:themeColor="accent2" w:themeShade="80"/>
+        </w:rPr>
+        <w:t>split to a separate file, with vertices containing the label given a value of 1 and all others 0.</w:t>
+      </w:r>
+      <w:r>
+        <w:rPr>
+          <w:color w:val="80340D" w:themeColor="accent2" w:themeShade="80"/>
+        </w:rPr>
+        <w:t xml:space="preserve"> Each binary file was then individually resampled to 10k, after which each vertex represents the </w:t>
+      </w:r>
+      <w:proofErr w:type="gramStart"/>
+      <w:r>
+        <w:rPr>
+          <w:color w:val="80340D" w:themeColor="accent2" w:themeShade="80"/>
+        </w:rPr>
+        <w:t>probability</w:t>
+      </w:r>
+      <w:proofErr w:type="gramEnd"/>
+      <w:r>
+        <w:rPr>
+          <w:color w:val="80340D" w:themeColor="accent2" w:themeShade="80"/>
+        </w:rPr>
+        <w:t xml:space="preserve"> it is part of that area. The files were then passed through a binary threshold (0.5), above which they were set to 1. </w:t>
+      </w:r>
+      <w:r>
+        <w:rPr>
+          <w:color w:val="80340D" w:themeColor="accent2" w:themeShade="80"/>
+        </w:rPr>
+        <w:t>They were then checked for conflicting attributions and reformatted into a full F99 10k label file.</w:t>
+      </w:r>
+    </w:p>
+    <w:p>
+      <w:pPr>
+        <w:rPr>
+          <w:color w:val="80340D" w:themeColor="accent2" w:themeShade="80"/>
+        </w:rPr>
+      </w:pPr>
+      <w:r>
+        <w:rPr>
+          <w:color w:val="80340D" w:themeColor="accent2" w:themeShade="80"/>
+        </w:rPr>
+        <w:t xml:space="preserve">To extract the per area FC data another script was created. Each vertex in the data metric file represents the Fisher’s Z value of the FC of that vertex with the seed region, thus the </w:t>
+      </w:r>
+      <w:r>
+        <w:rPr>
+          <w:color w:val="80340D" w:themeColor="accent2" w:themeShade="80"/>
+        </w:rPr>
+        <w:t xml:space="preserve">binary </w:t>
+      </w:r>
+      <w:r>
+        <w:rPr>
+          <w:color w:val="80340D" w:themeColor="accent2" w:themeShade="80"/>
+        </w:rPr>
+        <w:t>per area 10k files, from the previous script, were used as</w:t>
+      </w:r>
+      <w:r>
+        <w:rPr>
+          <w:color w:val="80340D" w:themeColor="accent2" w:themeShade="80"/>
+        </w:rPr>
+        <w:t xml:space="preserve"> </w:t>
+      </w:r>
+      <w:r>
+        <w:rPr>
+          <w:color w:val="80340D" w:themeColor="accent2" w:themeShade="80"/>
+        </w:rPr>
+        <w:t>masks</w:t>
+      </w:r>
+      <w:r>
+        <w:rPr>
+          <w:color w:val="80340D" w:themeColor="accent2" w:themeShade="80"/>
+        </w:rPr>
+        <w:t>. The mean Z value of the vertices within each mask was taken as the FC for that respective area.</w:t>
+      </w:r>
+    </w:p>
+    <w:p>
+      <w:pPr>
+        <w:rPr>
+          <w:color w:val="80340D" w:themeColor="accent2" w:themeShade="80"/>
+        </w:rPr>
+      </w:pPr>
+    </w:p>
+    <w:p>
+      <w:pPr>
+        <w:rPr>
+          <w:color w:val="80340D" w:themeColor="accent2" w:themeShade="80"/>
+        </w:rPr>
+      </w:pPr>
+    </w:p>
+    <w:p>
+      <w:pPr>
+        <w:rPr>
+          <w:color w:val="80340D" w:themeColor="accent2" w:themeShade="80"/>
+        </w:rPr>
+      </w:pPr>
     </w:p>
     <w:p>
       <w:r>
         <w:rPr>
           <w:noProof/>
         </w:rPr>
+        <w:lastRenderedPageBreak/>
         <w:drawing>
           <wp:inline distT="0" distB="0" distL="0" distR="0" wp14:anchorId="26FB6949" wp14:editId="1602E88B">
             <wp:extent cx="5456555" cy="5803900"/>
@@ -2392,31 +2645,193 @@
       <w:bookmarkEnd w:id="10"/>
     </w:p>
     <w:p>
-      <w:r>
-        <w:t xml:space="preserve">The model was fit to the data in a two-stage parameter optimisation strategy. </w:t>
-      </w:r>
-    </w:p>
-    <w:p>
-      <w:r>
-        <w:t xml:space="preserve">A selection of 10 arbitrary random noise vectors optimised, with </w:t>
-      </w:r>
-    </w:p>
+      <w:pPr>
+        <w:rPr>
+          <w:color w:val="80340D" w:themeColor="accent2" w:themeShade="80"/>
+        </w:rPr>
+      </w:pPr>
+      <w:r>
+        <w:rPr>
+          <w:color w:val="80340D" w:themeColor="accent2" w:themeShade="80"/>
+        </w:rPr>
+        <w:t>For the changes induced by serotonin in the data to be meaningfully explored by our model, the baseline system dynamics had to align with the control condition, thus a</w:t>
+      </w:r>
+      <w:r>
+        <w:rPr>
+          <w:color w:val="80340D" w:themeColor="accent2" w:themeShade="80"/>
+        </w:rPr>
+        <w:t xml:space="preserve"> two-stage parameter optimisation strategy was adopted. In the first stage the model was fit to the control condition in the data, during which brain-wide parameters were free. In the second stage the model was fit to the serotonin condition</w:t>
+      </w:r>
+      <w:r>
+        <w:rPr>
+          <w:color w:val="80340D" w:themeColor="accent2" w:themeShade="80"/>
+        </w:rPr>
+        <w:t>, in which parameters specific to the regions of serotonin delivery were free.</w:t>
+      </w:r>
+    </w:p>
+    <w:p>
+      <w:pPr>
+        <w:rPr>
+          <w:color w:val="80340D" w:themeColor="accent2" w:themeShade="80"/>
+        </w:rPr>
+      </w:pPr>
+      <w:bookmarkStart w:id="11" w:name="_Toc227917129"/>
+      <w:r>
+        <w:rPr>
+          <w:color w:val="80340D" w:themeColor="accent2" w:themeShade="80"/>
+        </w:rPr>
+        <w:t xml:space="preserve">In both stages CMA-ES was the chosen strategy. CMA-ES GOOD REASONS. </w:t>
+      </w:r>
+    </w:p>
+    <w:p>
+      <w:pPr>
+        <w:rPr>
+          <w:color w:val="80340D" w:themeColor="accent2" w:themeShade="80"/>
+        </w:rPr>
+      </w:pPr>
+      <w:r>
+        <w:rPr>
+          <w:color w:val="80340D" w:themeColor="accent2" w:themeShade="80"/>
+        </w:rPr>
+        <w:t>Fitness in both stages are calculated as functions of FC vectors, which are hold the functional connectivity for each area with respect to a seed region.</w:t>
+      </w:r>
+      <w:r>
+        <w:rPr>
+          <w:color w:val="80340D" w:themeColor="accent2" w:themeShade="80"/>
+        </w:rPr>
+        <w:t xml:space="preserve"> The seed region used in the data was the point of focal serotonin delivery, the </w:t>
+      </w:r>
+      <w:proofErr w:type="spellStart"/>
+      <w:r>
+        <w:rPr>
+          <w:color w:val="80340D" w:themeColor="accent2" w:themeShade="80"/>
+        </w:rPr>
+        <w:t>pgACC</w:t>
+      </w:r>
+      <w:proofErr w:type="spellEnd"/>
+      <w:r>
+        <w:rPr>
+          <w:color w:val="80340D" w:themeColor="accent2" w:themeShade="80"/>
+        </w:rPr>
+        <w:t xml:space="preserve">, shown in FIGURE. This region is not discretely defined in Y19 space, the </w:t>
+      </w:r>
+      <w:proofErr w:type="spellStart"/>
+      <w:r>
+        <w:rPr>
+          <w:color w:val="80340D" w:themeColor="accent2" w:themeShade="80"/>
+        </w:rPr>
+        <w:t>pgACC</w:t>
+      </w:r>
+      <w:proofErr w:type="spellEnd"/>
+      <w:r>
+        <w:rPr>
+          <w:color w:val="80340D" w:themeColor="accent2" w:themeShade="80"/>
+        </w:rPr>
+        <w:t xml:space="preserve"> lies across two brain areas in our model. To mitigate this </w:t>
+      </w:r>
+      <w:r>
+        <w:rPr>
+          <w:color w:val="80340D" w:themeColor="accent2" w:themeShade="80"/>
+        </w:rPr>
+        <w:lastRenderedPageBreak/>
+        <w:t xml:space="preserve">incongruency the seed region in our model was defined as the average of the </w:t>
+      </w:r>
+      <w:r>
+        <w:rPr>
+          <w:color w:val="80340D" w:themeColor="accent2" w:themeShade="80"/>
+        </w:rPr>
+        <w:t xml:space="preserve">two overlapped regions, 24c and 32. To calculate this average the mean of the BOLD signals, at each timestep, for the two regions was used when calculating each brain areas FC. This proxy was chosen over reprocessing the data with respect to an area defined in our model for </w:t>
+      </w:r>
+      <w:r>
+        <w:rPr>
+          <w:color w:val="80340D" w:themeColor="accent2" w:themeShade="80"/>
+        </w:rPr>
+        <w:t>two</w:t>
+      </w:r>
+      <w:r>
+        <w:rPr>
+          <w:color w:val="80340D" w:themeColor="accent2" w:themeShade="80"/>
+        </w:rPr>
+        <w:t xml:space="preserve"> reasons: the FC of areas 24c and 32 are highly correlated, serotonin receptor expression is relatively consistent for both areas</w:t>
+      </w:r>
+      <w:r>
+        <w:rPr>
+          <w:color w:val="80340D" w:themeColor="accent2" w:themeShade="80"/>
+        </w:rPr>
+        <w:t>.</w:t>
+      </w:r>
+    </w:p>
+    <w:p/>
     <w:p>
       <w:pPr>
         <w:pStyle w:val="Heading3"/>
-      </w:pPr>
-      <w:bookmarkStart w:id="11" w:name="_Toc227917129"/>
-    </w:p>
-    <w:p>
-      <w:pPr>
-        <w:pStyle w:val="Heading3"/>
+        <w:rPr>
+          <w:color w:val="80340D" w:themeColor="accent2" w:themeShade="80"/>
+        </w:rPr>
       </w:pPr>
       <w:r>
         <w:t>Control Condition</w:t>
       </w:r>
       <w:bookmarkEnd w:id="11"/>
     </w:p>
-    <w:p/>
+    <w:p>
+      <w:pPr>
+        <w:rPr>
+          <w:color w:val="80340D" w:themeColor="accent2" w:themeShade="80"/>
+        </w:rPr>
+      </w:pPr>
+      <w:r>
+        <w:rPr>
+          <w:color w:val="80340D" w:themeColor="accent2" w:themeShade="80"/>
+        </w:rPr>
+        <w:t xml:space="preserve">The Fisher’s Z scores of the data, when averaged to the areas in our model spans -x </w:t>
+      </w:r>
+      <w:proofErr w:type="spellStart"/>
+      <w:r>
+        <w:rPr>
+          <w:color w:val="80340D" w:themeColor="accent2" w:themeShade="80"/>
+        </w:rPr>
+        <w:t>to y</w:t>
+      </w:r>
+      <w:proofErr w:type="spellEnd"/>
+      <w:r>
+        <w:rPr>
+          <w:color w:val="80340D" w:themeColor="accent2" w:themeShade="80"/>
+        </w:rPr>
+        <w:t xml:space="preserve">, while the model returns values from -2 to 2. </w:t>
+      </w:r>
+    </w:p>
+    <w:p>
+      <w:pPr>
+        <w:rPr>
+          <w:color w:val="80340D" w:themeColor="accent2" w:themeShade="80"/>
+        </w:rPr>
+      </w:pPr>
+      <w:r>
+        <w:rPr>
+          <w:color w:val="80340D" w:themeColor="accent2" w:themeShade="80"/>
+        </w:rPr>
+        <w:t>For the control condition, the fitness function was defined as 1 – r</w:t>
+      </w:r>
+      <w:r>
+        <w:rPr>
+          <w:color w:val="80340D" w:themeColor="accent2" w:themeShade="80"/>
+        </w:rPr>
+        <w:t>, w</w:t>
+      </w:r>
+      <w:r>
+        <w:rPr>
+          <w:color w:val="80340D" w:themeColor="accent2" w:themeShade="80"/>
+        </w:rPr>
+        <w:t xml:space="preserve">here r is the Pearson’s correlation of the </w:t>
+      </w:r>
+      <w:r>
+        <w:rPr>
+          <w:color w:val="80340D" w:themeColor="accent2" w:themeShade="80"/>
+        </w:rPr>
+        <w:t xml:space="preserve">model’s and data’s FC vectors. </w:t>
+      </w:r>
+    </w:p>
     <w:p>
       <w:r>
         <w:t>Justify Parameter Selection</w:t>
@@ -2447,220 +2862,110 @@
       <w:bookmarkEnd w:id="13"/>
     </w:p>
     <w:p>
-      <w:pPr>
-        <w:rPr>
-          <w:color w:val="E97132" w:themeColor="accent2"/>
-        </w:rPr>
-      </w:pPr>
-      <w:r>
-        <w:rPr>
-          <w:color w:val="E97132" w:themeColor="accent2"/>
-        </w:rPr>
-        <w:t xml:space="preserve">To validate the optimised parameter sets from the models, a series of qualitative heuristics were defined. While each was scored with a binary pass-fail, the patterns the heuristics capture lie on a continuous scale of biological plausibility. </w:t>
-      </w:r>
-    </w:p>
-    <w:p>
-      <w:pPr>
-        <w:rPr>
-          <w:color w:val="E97132" w:themeColor="accent2"/>
-        </w:rPr>
-      </w:pPr>
-      <w:r>
-        <w:rPr>
-          <w:color w:val="E97132" w:themeColor="accent2"/>
-        </w:rPr>
-        <w:t>During validation, the system operates under altered conditions: the self-correlated noise is removed, and an external stimulus current is transiently applied.</w:t>
-      </w:r>
-    </w:p>
-    <w:p>
-      <w:pPr>
-        <w:rPr>
-          <w:color w:val="E97132" w:themeColor="accent2"/>
-        </w:rPr>
-      </w:pPr>
-      <w:r>
-        <w:rPr>
-          <w:color w:val="E97132" w:themeColor="accent2"/>
-        </w:rPr>
-        <w:t>To remove the noise the ‘</w:t>
+      <w:r>
+        <w:t xml:space="preserve">Biological plausibility is the </w:t>
+      </w:r>
+      <w:r>
+        <w:t>key</w:t>
+      </w:r>
+      <w:r>
+        <w:t xml:space="preserve"> measure for cognitive modelling validity. As such, two qualitative post-hoc </w:t>
+      </w:r>
+      <w:r>
+        <w:t>analyses were used to evaluate if our model reproduced known cognitive patterns</w:t>
+      </w:r>
+      <w:r>
+        <w:t xml:space="preserve">. The first </w:t>
+      </w:r>
+      <w:r>
+        <w:t>was</w:t>
+      </w:r>
+      <w:r>
+        <w:t xml:space="preserve"> </w:t>
+      </w:r>
+      <w:r>
+        <w:t>neuronal</w:t>
+      </w:r>
+      <w:r>
+        <w:t xml:space="preserve"> time</w:t>
+      </w:r>
+      <w:r>
+        <w:t xml:space="preserve">scale </w:t>
+      </w:r>
+      <w:r>
+        <w:t>analysis through autocorrelation</w:t>
+      </w:r>
+      <w:r>
+        <w:t>.</w:t>
+      </w:r>
+      <w:r>
+        <w:t xml:space="preserve"> </w:t>
+      </w:r>
+      <w:r>
+        <w:t>Neuronal t</w:t>
+      </w:r>
+      <w:r>
+        <w:t xml:space="preserve">imescale </w:t>
+      </w:r>
+      <w:r>
+        <w:rPr>
+          <w:color w:val="FF0000"/>
+        </w:rPr>
+        <w:t>describes the duration over which</w:t>
+      </w:r>
+      <w:r>
+        <w:rPr>
+          <w:color w:val="FF0000"/>
+        </w:rPr>
+        <w:t xml:space="preserve"> activity in a cortical area remains self-</w:t>
+      </w:r>
+      <w:proofErr w:type="gramStart"/>
+      <w:r>
+        <w:rPr>
+          <w:color w:val="FF0000"/>
+        </w:rPr>
+        <w:t>influenced</w:t>
+      </w:r>
+      <w:r>
+        <w:t>, and</w:t>
+      </w:r>
+      <w:proofErr w:type="gramEnd"/>
+      <w:r>
+        <w:t xml:space="preserve"> is interpreted as the temporal window over which a neural circuit integrates information, Murray 2014 {ref}</w:t>
+      </w:r>
+      <w:r>
+        <w:t xml:space="preserve">. </w:t>
+      </w:r>
+      <w:r>
+        <w:t xml:space="preserve">It has </w:t>
+      </w:r>
+      <w:proofErr w:type="gramStart"/>
+      <w:r>
+        <w:t>be</w:t>
+      </w:r>
+      <w:proofErr w:type="gramEnd"/>
+      <w:r>
+        <w:t xml:space="preserve"> shown, empirically, that these timescales vary systematically across the cortex, with shorter timescales being exhibited by sensory regions lower in the cortical hierarchy and longer timescales in </w:t>
+      </w:r>
+      <w:r>
+        <w:t xml:space="preserve">higher-order association areas. </w:t>
       </w:r>
       <w:proofErr w:type="spellStart"/>
       <w:r>
-        <w:rPr>
-          <w:color w:val="E97132" w:themeColor="accent2"/>
-        </w:rPr>
-        <w:t>std_noise</w:t>
+        <w:t>Chadhuri</w:t>
       </w:r>
       <w:proofErr w:type="spellEnd"/>
       <w:r>
-        <w:rPr>
-          <w:color w:val="E97132" w:themeColor="accent2"/>
-        </w:rPr>
-        <w:t xml:space="preserve">’ parameter is set to 0, thus all firing rates and BOLD signals are returned from the dynamics of the system and not the shape of the noise. </w:t>
-      </w:r>
-    </w:p>
-    <w:p>
-      <w:pPr>
-        <w:rPr>
-          <w:color w:val="E97132" w:themeColor="accent2"/>
-        </w:rPr>
-      </w:pPr>
-      <w:r>
-        <w:rPr>
-          <w:color w:val="E97132" w:themeColor="accent2"/>
-        </w:rPr>
-        <w:t>To introduce the stimulus the ‘</w:t>
-      </w:r>
-      <w:proofErr w:type="spellStart"/>
-      <w:r>
-        <w:rPr>
-          <w:color w:val="E97132" w:themeColor="accent2"/>
-        </w:rPr>
-        <w:t>stim_strength</w:t>
-      </w:r>
-      <w:proofErr w:type="spellEnd"/>
-      <w:r>
-        <w:rPr>
-          <w:color w:val="E97132" w:themeColor="accent2"/>
-        </w:rPr>
-        <w:t>’ parameter is set to 0.1nA, and the ‘</w:t>
-      </w:r>
-      <w:proofErr w:type="spellStart"/>
-      <w:r>
-        <w:rPr>
-          <w:color w:val="E97132" w:themeColor="accent2"/>
-        </w:rPr>
-        <w:t>stim_on</w:t>
-      </w:r>
-      <w:proofErr w:type="spellEnd"/>
-      <w:r>
-        <w:rPr>
-          <w:color w:val="E97132" w:themeColor="accent2"/>
-        </w:rPr>
-        <w:t>’ and ‘</w:t>
-      </w:r>
-      <w:proofErr w:type="spellStart"/>
-      <w:r>
-        <w:rPr>
-          <w:color w:val="E97132" w:themeColor="accent2"/>
-        </w:rPr>
-        <w:t>stim_off</w:t>
-      </w:r>
-      <w:proofErr w:type="spellEnd"/>
-      <w:r>
-        <w:rPr>
-          <w:color w:val="E97132" w:themeColor="accent2"/>
-        </w:rPr>
-        <w:t xml:space="preserve">’ parameters to 2 seconds and 2.05 seconds respectively. This sets the starting current of the dendrite population of V1 to 0.1nA for the timesteps between 2 and 2.05 seconds. </w:t>
-      </w:r>
-    </w:p>
-    <w:p>
-      <w:pPr>
-        <w:rPr>
-          <w:color w:val="E97132" w:themeColor="accent2"/>
-        </w:rPr>
-      </w:pPr>
-      <w:r>
-        <w:rPr>
-          <w:color w:val="E97132" w:themeColor="accent2"/>
-        </w:rPr>
-        <w:t xml:space="preserve">The free parameters </w:t>
-      </w:r>
-      <w:proofErr w:type="spellStart"/>
-      <w:r>
-        <w:rPr>
-          <w:color w:val="E97132" w:themeColor="accent2"/>
-        </w:rPr>
-        <w:t>e_grad_min</w:t>
-      </w:r>
-      <w:proofErr w:type="spellEnd"/>
-      <w:r>
-        <w:rPr>
-          <w:color w:val="E97132" w:themeColor="accent2"/>
-        </w:rPr>
-        <w:t xml:space="preserve">, </w:t>
-      </w:r>
-      <w:proofErr w:type="spellStart"/>
-      <w:r>
-        <w:rPr>
-          <w:color w:val="E97132" w:themeColor="accent2"/>
-        </w:rPr>
-        <w:t>mu_ee</w:t>
-      </w:r>
-      <w:proofErr w:type="spellEnd"/>
-      <w:r>
-        <w:rPr>
-          <w:color w:val="E97132" w:themeColor="accent2"/>
-        </w:rPr>
-        <w:t xml:space="preserve">, and </w:t>
-      </w:r>
-      <w:proofErr w:type="spellStart"/>
-      <w:r>
-        <w:rPr>
-          <w:color w:val="E97132" w:themeColor="accent2"/>
-        </w:rPr>
-        <w:t>mu_ie</w:t>
-      </w:r>
-      <w:proofErr w:type="spellEnd"/>
-      <w:r>
-        <w:rPr>
-          <w:color w:val="E97132" w:themeColor="accent2"/>
-        </w:rPr>
-        <w:t xml:space="preserve"> control the strength of long-range connections between brain areas. To validate that the chosen parameter set still allows for long-range communication the heuristic ‘Stimulus Transfer’ was defined. For this heuristic, a pass was scored if there was an observable change in firing rates in the soma population across the cortical areas.</w:t>
-      </w:r>
-    </w:p>
-    <w:p>
-      <w:pPr>
-        <w:pStyle w:val="ListParagraph"/>
-        <w:numPr>
-          <w:ilvl w:val="0"/>
-          <w:numId w:val="1"/>
-        </w:numPr>
-      </w:pPr>
-      <w:r>
-        <w:t>FIGURE</w:t>
-      </w:r>
-    </w:p>
-    <w:p>
-      <w:pPr>
-        <w:rPr>
-          <w:color w:val="E97132" w:themeColor="accent2"/>
-        </w:rPr>
-      </w:pPr>
-      <w:bookmarkStart w:id="14" w:name="_Toc227917131"/>
-      <w:proofErr w:type="spellStart"/>
-      <w:r>
-        <w:rPr>
-          <w:color w:val="E97132" w:themeColor="accent2"/>
-        </w:rPr>
-        <w:t>Chadhuri</w:t>
-      </w:r>
-      <w:proofErr w:type="spellEnd"/>
-      <w:r>
-        <w:rPr>
-          <w:color w:val="E97132" w:themeColor="accent2"/>
-        </w:rPr>
-        <w:t xml:space="preserve"> et al 2015 demonstrated that, along the cortical hierarchy, there exists a gradient of timescales. As such, it is expected that a valid system be able to capture this phenomenon. These timescales can </w:t>
-      </w:r>
-      <w:proofErr w:type="gramStart"/>
-      <w:r>
-        <w:rPr>
-          <w:color w:val="E97132" w:themeColor="accent2"/>
-        </w:rPr>
-        <w:t>measured</w:t>
-      </w:r>
-      <w:proofErr w:type="gramEnd"/>
-      <w:r>
-        <w:rPr>
-          <w:color w:val="E97132" w:themeColor="accent2"/>
-        </w:rPr>
-        <w:t xml:space="preserve"> using the autocorrelation of the firing rates post-stimulus. </w:t>
-      </w:r>
-    </w:p>
-    <w:p>
-      <w:r>
+        <w:t xml:space="preserve"> et al. 2015 demonstrated that large-scale macaque cortex models can reproduce this hierarchical pattern of timescale dynamics.</w:t>
+      </w:r>
+    </w:p>
+    <w:p>
+      <w:r>
+        <w:rPr>
+          <w:noProof/>
+        </w:rPr>
         <w:drawing>
-          <wp:inline distT="0" distB="0" distL="0" distR="0" wp14:anchorId="266FFBB5" wp14:editId="69960E5B">
+          <wp:inline distT="0" distB="0" distL="0" distR="0" wp14:anchorId="66C30EA5" wp14:editId="6415BACA">
             <wp:extent cx="4562475" cy="2381250"/>
             <wp:effectExtent l="0" t="0" r="9525" b="0"/>
             <wp:docPr id="1569290604" name="Picture 4"/>
@@ -2710,15 +3015,292 @@
       </w:r>
     </w:p>
     <w:p>
+      <w:r>
+        <w:t>Autocorrelation is widely accepted as a method to measure these timescales</w:t>
+      </w:r>
+      <w:r>
+        <w:t>, where the rate of decay of the autocorrelation function (ACF) over time is meaningfully disparate across cortical areas</w:t>
+      </w:r>
+      <w:r>
+        <w:t xml:space="preserve"> {</w:t>
+      </w:r>
+      <w:proofErr w:type="spellStart"/>
+      <w:r>
+        <w:t>gao</w:t>
+      </w:r>
+      <w:proofErr w:type="spellEnd"/>
+      <w:r>
+        <w:t xml:space="preserve"> </w:t>
+      </w:r>
+      <w:proofErr w:type="gramStart"/>
+      <w:r>
+        <w:t>2020}{</w:t>
+      </w:r>
+      <w:proofErr w:type="spellStart"/>
+      <w:proofErr w:type="gramEnd"/>
+      <w:r>
+        <w:t>murray</w:t>
+      </w:r>
+      <w:proofErr w:type="spellEnd"/>
+      <w:r>
+        <w:t xml:space="preserve"> </w:t>
+      </w:r>
+      <w:proofErr w:type="gramStart"/>
+      <w:r>
+        <w:t>2014}{</w:t>
+      </w:r>
+      <w:proofErr w:type="spellStart"/>
+      <w:proofErr w:type="gramEnd"/>
+      <w:r>
+        <w:t>chadhuri</w:t>
+      </w:r>
+      <w:proofErr w:type="spellEnd"/>
+      <w:r>
+        <w:t xml:space="preserve"> 2015}</w:t>
+      </w:r>
+      <w:r>
+        <w:t xml:space="preserve">. Therefore, for each area in our model the autocorrelation at </w:t>
+      </w:r>
+      <w:proofErr w:type="spellStart"/>
+      <w:r>
+        <w:t>timelag</w:t>
+      </w:r>
+      <w:proofErr w:type="spellEnd"/>
+      <w:r>
+        <w:t xml:space="preserve"> (k) was calculated as: </w:t>
+      </w:r>
+    </w:p>
+    <w:p>
+      <w:r>
+        <w:rPr>
+          <w:noProof/>
+        </w:rPr>
+        <w:drawing>
+          <wp:inline distT="0" distB="0" distL="0" distR="0" wp14:anchorId="532F305C" wp14:editId="3790E420">
+            <wp:extent cx="6139180" cy="853440"/>
+            <wp:effectExtent l="0" t="0" r="0" b="3810"/>
+            <wp:docPr id="138835468" name="Picture 1"/>
+            <wp:cNvGraphicFramePr>
+              <a:graphicFrameLocks xmlns:a="http://schemas.openxmlformats.org/drawingml/2006/main" noChangeAspect="1"/>
+            </wp:cNvGraphicFramePr>
+            <a:graphic xmlns:a="http://schemas.openxmlformats.org/drawingml/2006/main">
+              <a:graphicData uri="http://schemas.openxmlformats.org/drawingml/2006/picture">
+                <pic:pic xmlns:pic="http://schemas.openxmlformats.org/drawingml/2006/picture">
+                  <pic:nvPicPr>
+                    <pic:cNvPr id="0" name="Picture 2"/>
+                    <pic:cNvPicPr>
+                      <a:picLocks noChangeAspect="1" noChangeArrowheads="1"/>
+                    </pic:cNvPicPr>
+                  </pic:nvPicPr>
+                  <pic:blipFill>
+                    <a:blip r:embed="rId13">
+                      <a:extLst>
+                        <a:ext uri="{28A0092B-C50C-407E-A947-70E740481C1C}">
+                          <a14:useLocalDpi xmlns:a14="http://schemas.microsoft.com/office/drawing/2010/main" val="0"/>
+                        </a:ext>
+                      </a:extLst>
+                    </a:blip>
+                    <a:srcRect/>
+                    <a:stretch>
+                      <a:fillRect/>
+                    </a:stretch>
+                  </pic:blipFill>
+                  <pic:spPr bwMode="auto">
+                    <a:xfrm>
+                      <a:off x="0" y="0"/>
+                      <a:ext cx="6139180" cy="853440"/>
+                    </a:xfrm>
+                    <a:prstGeom prst="rect">
+                      <a:avLst/>
+                    </a:prstGeom>
+                    <a:noFill/>
+                  </pic:spPr>
+                </pic:pic>
+              </a:graphicData>
+            </a:graphic>
+          </wp:inline>
+        </w:drawing>
+      </w:r>
+    </w:p>
+    <w:p>
+      <w:r>
+        <w:t xml:space="preserve">Where </w:t>
+      </w:r>
+      <w:proofErr w:type="spellStart"/>
+      <w:r>
+        <w:t>x_t</w:t>
+      </w:r>
+      <w:proofErr w:type="spellEnd"/>
+      <w:r>
+        <w:t xml:space="preserve"> is the simulated firing rate of the soma population at timestep t, x^ is the mean of the simulated firing rate, </w:t>
+      </w:r>
+      <w:r>
+        <w:t>n is the number of timesteps, and k is the time lag in timesteps.</w:t>
+      </w:r>
+    </w:p>
+    <w:p>
+      <w:r>
+        <w:t xml:space="preserve">When measuring ACF all white noise was isolated to the area V1, following </w:t>
+      </w:r>
+      <w:proofErr w:type="spellStart"/>
+      <w:r>
+        <w:t>Chadhuri</w:t>
+      </w:r>
+      <w:proofErr w:type="spellEnd"/>
+      <w:r>
+        <w:t xml:space="preserve"> et al. 2015. </w:t>
+      </w:r>
+      <w:r>
+        <w:t xml:space="preserve">In turn, the system is driven solely by perturbations from one sensory region and the resultant ACFs are denoised. </w:t>
+      </w:r>
+    </w:p>
+    <w:p>
+      <w:r>
+        <w:t xml:space="preserve">For this analysis, white-noise input was applied only to V1, following </w:t>
+      </w:r>
+      <w:proofErr w:type="spellStart"/>
+      <w:r>
+        <w:t>Chadhuri</w:t>
+      </w:r>
+      <w:proofErr w:type="spellEnd"/>
+      <w:r>
+        <w:t xml:space="preserve"> et al. 2015.</w:t>
+      </w:r>
+      <w:r>
+        <w:t xml:space="preserve"> In turn</w:t>
+      </w:r>
+      <w:r>
+        <w:t>,</w:t>
+      </w:r>
+      <w:r>
+        <w:t xml:space="preserve"> the</w:t>
+      </w:r>
+      <w:r>
+        <w:t xml:space="preserve"> differences in ACF decay across downstream areas reflect the model’s recurrent network dynamics rather than independent noise injected into each area.</w:t>
+      </w:r>
+      <w:r>
+        <w:t xml:space="preserve"> For this project this analysis was qualitative as neuronal time constants, and the timescales from which they are derived, are not well defined for all areas in our model.</w:t>
+      </w:r>
+    </w:p>
+    <w:p/>
+    <w:p>
+      <w:r>
+        <w:t>The second validity analysis relates to the HRF.</w:t>
+      </w:r>
+      <w:r>
+        <w:t xml:space="preserve"> </w:t>
+      </w:r>
+      <w:r>
+        <w:t xml:space="preserve">It is well established that the BOLD signal response </w:t>
+      </w:r>
+      <w:r>
+        <w:t>peaks</w:t>
+      </w:r>
+      <w:r>
+        <w:t xml:space="preserve"> </w:t>
+      </w:r>
+      <w:r>
+        <w:t>some time after the onset of a stimulus. In humans this latency is often measured at 4-6 seconds {human bold citation}, while in macaques this process is faster, at around 3-4 seconds</w:t>
+      </w:r>
+      <w:r>
+        <w:t xml:space="preserve"> {Baumann 2010}</w:t>
+      </w:r>
+      <w:r>
+        <w:t xml:space="preserve">. This response is characterised by a normally distributed </w:t>
+      </w:r>
+      <w:r>
+        <w:t xml:space="preserve">rise and return in BOLD signal change from baseline, followed by a period of shallow negative change. </w:t>
+      </w:r>
+    </w:p>
+    <w:p>
+      <w:r>
+        <w:t xml:space="preserve">For this analysis, white-noise input was entirely removed and instead a short stimulus, </w:t>
+      </w:r>
+      <w:proofErr w:type="spellStart"/>
+      <w:r>
+        <w:t>XpA</w:t>
+      </w:r>
+      <w:proofErr w:type="spellEnd"/>
+      <w:r>
+        <w:t xml:space="preserve"> for N seconds, was applied to V1, following Baumann et al. 2010. In turn, </w:t>
+      </w:r>
+      <w:r>
+        <w:t xml:space="preserve">the post-stimulus HRF can be extracted and compared to established empirical findings. The analysis was kept qualitative as there is a lack of consensus on the exact shape of the HRF in macaques, especially with respect to the BBB open condition. </w:t>
+      </w:r>
+    </w:p>
+    <w:p>
+      <w:r>
+        <w:rPr>
+          <w:noProof/>
+        </w:rPr>
+        <w:drawing>
+          <wp:inline distT="0" distB="0" distL="0" distR="0" wp14:anchorId="0F4DA3FC" wp14:editId="2492DC84">
+            <wp:extent cx="5731510" cy="1336675"/>
+            <wp:effectExtent l="0" t="0" r="2540" b="0"/>
+            <wp:docPr id="2096884841" name="Picture 1"/>
+            <wp:cNvGraphicFramePr>
+              <a:graphicFrameLocks xmlns:a="http://schemas.openxmlformats.org/drawingml/2006/main" noChangeAspect="1"/>
+            </wp:cNvGraphicFramePr>
+            <a:graphic xmlns:a="http://schemas.openxmlformats.org/drawingml/2006/main">
+              <a:graphicData uri="http://schemas.openxmlformats.org/drawingml/2006/picture">
+                <pic:pic xmlns:pic="http://schemas.openxmlformats.org/drawingml/2006/picture">
+                  <pic:nvPicPr>
+                    <pic:cNvPr id="2096884841" name=""/>
+                    <pic:cNvPicPr/>
+                  </pic:nvPicPr>
+                  <pic:blipFill>
+                    <a:blip r:embed="rId14">
+                      <a:extLst>
+                        <a:ext uri="{28A0092B-C50C-407E-A947-70E740481C1C}">
+                          <a14:useLocalDpi xmlns:a14="http://schemas.microsoft.com/office/drawing/2010/main" val="0"/>
+                        </a:ext>
+                      </a:extLst>
+                    </a:blip>
+                    <a:stretch>
+                      <a:fillRect/>
+                    </a:stretch>
+                  </pic:blipFill>
+                  <pic:spPr>
+                    <a:xfrm>
+                      <a:off x="0" y="0"/>
+                      <a:ext cx="5731510" cy="1336675"/>
+                    </a:xfrm>
+                    <a:prstGeom prst="rect">
+                      <a:avLst/>
+                    </a:prstGeom>
+                  </pic:spPr>
+                </pic:pic>
+              </a:graphicData>
+            </a:graphic>
+          </wp:inline>
+        </w:drawing>
+      </w:r>
+    </w:p>
+    <w:p>
       <w:pPr>
         <w:rPr>
           <w:color w:val="E97132" w:themeColor="accent2"/>
         </w:rPr>
       </w:pPr>
+      <w:bookmarkStart w:id="14" w:name="_Toc227917131"/>
       <w:r>
         <w:rPr>
           <w:color w:val="E97132" w:themeColor="accent2"/>
         </w:rPr>
+        <w:t xml:space="preserve"> </w:t>
+      </w:r>
+    </w:p>
+    <w:p/>
+    <w:p>
+      <w:pPr>
+        <w:rPr>
+          <w:color w:val="E97132" w:themeColor="accent2"/>
+        </w:rPr>
+      </w:pPr>
+      <w:r>
+        <w:rPr>
+          <w:color w:val="E97132" w:themeColor="accent2"/>
+        </w:rPr>
         <w:t xml:space="preserve">The autocorrelation measurement was taken at 2.3s with a time lag of 750ms. This post-stimulus period encapsulates when the system is returning to a stable state, during which the different timescales across the cortex can be captured. This heuristic was scored a pass when the autocorrelations followed an exponential decay, </w:t>
       </w:r>
       <w:r>
@@ -2739,7 +3321,6 @@
         <w:rPr>
           <w:noProof/>
         </w:rPr>
-        <w:lastRenderedPageBreak/>
         <w:drawing>
           <wp:inline distT="0" distB="0" distL="0" distR="0" wp14:anchorId="533ACE6C" wp14:editId="12A2103A">
             <wp:extent cx="5731510" cy="796290"/>
@@ -2817,52 +3398,6 @@
         </w:rPr>
       </w:pPr>
       <w:r>
-        <w:rPr>
-          <w:noProof/>
-        </w:rPr>
-        <w:drawing>
-          <wp:inline distT="0" distB="0" distL="0" distR="0" wp14:anchorId="30F96F96" wp14:editId="62840348">
-            <wp:extent cx="5731510" cy="1336675"/>
-            <wp:effectExtent l="0" t="0" r="2540" b="0"/>
-            <wp:docPr id="2096884841" name="Picture 1"/>
-            <wp:cNvGraphicFramePr>
-              <a:graphicFrameLocks xmlns:a="http://schemas.openxmlformats.org/drawingml/2006/main" noChangeAspect="1"/>
-            </wp:cNvGraphicFramePr>
-            <a:graphic xmlns:a="http://schemas.openxmlformats.org/drawingml/2006/main">
-              <a:graphicData uri="http://schemas.openxmlformats.org/drawingml/2006/picture">
-                <pic:pic xmlns:pic="http://schemas.openxmlformats.org/drawingml/2006/picture">
-                  <pic:nvPicPr>
-                    <pic:cNvPr id="2096884841" name=""/>
-                    <pic:cNvPicPr/>
-                  </pic:nvPicPr>
-                  <pic:blipFill>
-                    <a:blip r:embed="rId14">
-                      <a:extLst>
-                        <a:ext uri="{28A0092B-C50C-407E-A947-70E740481C1C}">
-                          <a14:useLocalDpi xmlns:a14="http://schemas.microsoft.com/office/drawing/2010/main" val="0"/>
-                        </a:ext>
-                      </a:extLst>
-                    </a:blip>
-                    <a:stretch>
-                      <a:fillRect/>
-                    </a:stretch>
-                  </pic:blipFill>
-                  <pic:spPr>
-                    <a:xfrm>
-                      <a:off x="0" y="0"/>
-                      <a:ext cx="5731510" cy="1336675"/>
-                    </a:xfrm>
-                    <a:prstGeom prst="rect">
-                      <a:avLst/>
-                    </a:prstGeom>
-                  </pic:spPr>
-                </pic:pic>
-              </a:graphicData>
-            </a:graphic>
-          </wp:inline>
-        </w:drawing>
-      </w:r>
-      <w:r>
         <w:br w:type="page"/>
       </w:r>
     </w:p>
@@ -2897,6 +3432,9 @@
         <w:t>Patterns</w:t>
       </w:r>
       <w:r>
+        <w:rPr>
+          <w:noProof/>
+        </w:rPr>
         <w:drawing>
           <wp:inline distT="0" distB="0" distL="0" distR="0" wp14:anchorId="72D983B1" wp14:editId="5E14C66C">
             <wp:extent cx="5731510" cy="1158240"/>
@@ -2978,6 +3516,9 @@
     </w:p>
     <w:p>
       <w:r>
+        <w:rPr>
+          <w:noProof/>
+        </w:rPr>
         <w:drawing>
           <wp:inline distT="0" distB="0" distL="0" distR="0" wp14:anchorId="553CC664" wp14:editId="6989D020">
             <wp:extent cx="5731510" cy="1066165"/>
@@ -3015,6 +3556,9 @@
         </w:drawing>
       </w:r>
       <w:r>
+        <w:rPr>
+          <w:noProof/>
+        </w:rPr>
         <w:drawing>
           <wp:inline distT="0" distB="0" distL="0" distR="0" wp14:anchorId="129781DB" wp14:editId="7F12AC49">
             <wp:extent cx="5731510" cy="3557905"/>
@@ -3058,6 +3602,9 @@
         <w:t>GOOD RESULTS - 111105</w:t>
       </w:r>
       <w:r>
+        <w:rPr>
+          <w:noProof/>
+        </w:rPr>
         <w:drawing>
           <wp:inline distT="0" distB="0" distL="0" distR="0" wp14:anchorId="6C0CC566" wp14:editId="23E85196">
             <wp:extent cx="5731510" cy="3557905"/>
@@ -3095,6 +3642,9 @@
         </w:drawing>
       </w:r>
       <w:r>
+        <w:rPr>
+          <w:noProof/>
+        </w:rPr>
         <w:drawing>
           <wp:inline distT="0" distB="0" distL="0" distR="0" wp14:anchorId="21B6F308" wp14:editId="30C96BB6">
             <wp:extent cx="5731510" cy="2259965"/>
@@ -3132,6 +3682,9 @@
         </w:drawing>
       </w:r>
     </w:p>
+    <w:p/>
+    <w:p/>
+    <w:p/>
     <w:p>
       <w:pPr>
         <w:pStyle w:val="Heading2"/>
@@ -3155,6 +3708,9 @@
     </w:p>
     <w:p>
       <w:r>
+        <w:rPr>
+          <w:noProof/>
+        </w:rPr>
         <w:drawing>
           <wp:inline distT="0" distB="0" distL="0" distR="0" wp14:anchorId="0A3592FF" wp14:editId="1546B03E">
             <wp:extent cx="5731510" cy="927100"/>
@@ -3194,6 +3750,7 @@
     </w:p>
     <w:p>
       <w:r>
+        <w:lastRenderedPageBreak/>
         <w:t xml:space="preserve">As measured by the Pearson’s r of the FC, with respect to a seed region(s), of the model and the data model 12345 performed the best with r = 0.712. </w:t>
       </w:r>
     </w:p>
@@ -3209,22 +3766,18 @@
       </w:pPr>
       <w:bookmarkStart w:id="17" w:name="_Toc227917134"/>
       <w:r>
-        <w:lastRenderedPageBreak/>
         <w:t>Optimisation Serotonin</w:t>
       </w:r>
       <w:bookmarkEnd w:id="17"/>
     </w:p>
     <w:p>
       <w:r>
-        <w:t xml:space="preserve">Performance </w:t>
-      </w:r>
-      <w:r>
-        <w:t xml:space="preserve">&amp; </w:t>
-      </w:r>
-      <w:r>
-        <w:t>Parameter analysis</w:t>
-      </w:r>
-      <w:r>
+        <w:t>Performance &amp; Parameter analysis</w:t>
+      </w:r>
+      <w:r>
+        <w:rPr>
+          <w:noProof/>
+        </w:rPr>
         <w:drawing>
           <wp:inline distT="0" distB="0" distL="0" distR="0" wp14:anchorId="403B4B19" wp14:editId="47FDC63B">
             <wp:extent cx="5731510" cy="799465"/>
@@ -3263,6 +3816,17 @@
       </w:r>
     </w:p>
     <w:p/>
+    <w:p>
+      <w:r>
+        <w:br w:type="page"/>
+      </w:r>
+    </w:p>
+    <w:p>
+      <w:r>
+        <w:lastRenderedPageBreak/>
+        <w:t xml:space="preserve">Parameter Optimisation </w:t>
+      </w:r>
+    </w:p>
     <w:p/>
     <w:p/>
     <w:p>
@@ -3319,13 +3883,7 @@
         <w:t>Limitations</w:t>
       </w:r>
       <w:r>
-        <w:t xml:space="preserve"> &amp; </w:t>
-      </w:r>
-      <w:r>
-        <w:t xml:space="preserve">Future </w:t>
-      </w:r>
-      <w:r>
-        <w:t>Works</w:t>
+        <w:t xml:space="preserve"> &amp; Future Works</w:t>
       </w:r>
     </w:p>
     <w:p>
